--- a/pr-preview/pr-30/chapters/06-graphical-representation.docx
+++ b/pr-preview/pr-30/chapters/06-graphical-representation.docx
@@ -130,15 +130,15 @@
       <w:r>
         <w:t xml:space="preserve">is a graph where:</w:t>
       </w:r>
-      <w:r>
-        <w:t xml:space="preserve"> </w:t>
-      </w:r>
-      <w:r>
-        <w:t xml:space="preserve">-</w:t>
-      </w:r>
-      <w:r>
-        <w:t xml:space="preserve"> </w:t>
-      </w:r>
+    </w:p>
+    <w:p>
+      <w:pPr>
+        <w:pStyle w:val="Compact"/>
+        <w:numPr>
+          <w:ilvl w:val="0"/>
+          <w:numId w:val="1001"/>
+        </w:numPr>
+      </w:pPr>
       <w:r>
         <w:rPr>
           <w:b/>
@@ -152,15 +152,15 @@
       <w:r>
         <w:t xml:space="preserve">(vertices) represent variables</w:t>
       </w:r>
-      <w:r>
-        <w:t xml:space="preserve"> </w:t>
-      </w:r>
-      <w:r>
-        <w:t xml:space="preserve">-</w:t>
-      </w:r>
-      <w:r>
-        <w:t xml:space="preserve"> </w:t>
-      </w:r>
+    </w:p>
+    <w:p>
+      <w:pPr>
+        <w:pStyle w:val="Compact"/>
+        <w:numPr>
+          <w:ilvl w:val="0"/>
+          <w:numId w:val="1001"/>
+        </w:numPr>
+      </w:pPr>
       <w:r>
         <w:rPr>
           <w:b/>
@@ -178,7 +178,7 @@
     <w:bookmarkStart w:id="20" w:name="def-dag"/>
     <w:p>
       <w:pPr>
-        <w:pStyle w:val="BodyText"/>
+        <w:pStyle w:val="FirstParagraph"/>
       </w:pPr>
       <w:r>
         <w:rPr>
@@ -267,15 +267,15 @@
       <w:r>
         <w:t xml:space="preserve">This diagram represents:</w:t>
       </w:r>
-      <w:r>
-        <w:t xml:space="preserve"> </w:t>
-      </w:r>
-      <w:r>
-        <w:t xml:space="preserve">-</w:t>
-      </w:r>
-      <w:r>
-        <w:t xml:space="preserve"> </w:t>
-      </w:r>
+    </w:p>
+    <w:p>
+      <w:pPr>
+        <w:pStyle w:val="Compact"/>
+        <w:numPr>
+          <w:ilvl w:val="0"/>
+          <w:numId w:val="1002"/>
+        </w:numPr>
+      </w:pPr>
       <m:oMath>
         <m:r>
           <m:t>L</m:t>
@@ -326,15 +326,15 @@
       <w:r>
         <w:t xml:space="preserve">)</w:t>
       </w:r>
-      <w:r>
-        <w:t xml:space="preserve"> </w:t>
-      </w:r>
-      <w:r>
-        <w:t xml:space="preserve">-</w:t>
-      </w:r>
-      <w:r>
-        <w:t xml:space="preserve"> </w:t>
-      </w:r>
+    </w:p>
+    <w:p>
+      <w:pPr>
+        <w:pStyle w:val="Compact"/>
+        <w:numPr>
+          <w:ilvl w:val="0"/>
+          <w:numId w:val="1002"/>
+        </w:numPr>
+      </w:pPr>
       <m:oMath>
         <m:r>
           <m:t>L</m:t>
@@ -385,15 +385,15 @@
       <w:r>
         <w:t xml:space="preserve">)</w:t>
       </w:r>
-      <w:r>
-        <w:t xml:space="preserve"> </w:t>
-      </w:r>
-      <w:r>
-        <w:t xml:space="preserve">-</w:t>
-      </w:r>
-      <w:r>
-        <w:t xml:space="preserve"> </w:t>
-      </w:r>
+    </w:p>
+    <w:p>
+      <w:pPr>
+        <w:pStyle w:val="Compact"/>
+        <w:numPr>
+          <w:ilvl w:val="0"/>
+          <w:numId w:val="1002"/>
+        </w:numPr>
+      </w:pPr>
       <m:oMath>
         <m:r>
           <m:t>A</m:t>
@@ -447,298 +447,304 @@
     </w:p>
     <w:p>
       <w:pPr>
+        <w:pStyle w:val="FirstParagraph"/>
+      </w:pPr>
+      <w:r>
+        <w:rPr>
+          <w:b/>
+          <w:bCs/>
+        </w:rPr>
+        <w:t xml:space="preserve">Key terms</w:t>
+      </w:r>
+      <w:r>
+        <w:t xml:space="preserve">:</w:t>
+      </w:r>
+    </w:p>
+    <w:p>
+      <w:pPr>
+        <w:pStyle w:val="Compact"/>
+        <w:numPr>
+          <w:ilvl w:val="0"/>
+          <w:numId w:val="1003"/>
+        </w:numPr>
+      </w:pPr>
+      <m:oMath>
+        <m:r>
+          <m:t>L</m:t>
+        </m:r>
+      </m:oMath>
+      <w:r>
+        <w:t xml:space="preserve"> </w:t>
+      </w:r>
+      <w:r>
+        <w:t xml:space="preserve">is a</w:t>
+      </w:r>
+      <w:r>
+        <w:t xml:space="preserve"> </w:t>
+      </w:r>
+      <w:r>
+        <w:rPr>
+          <w:b/>
+          <w:bCs/>
+        </w:rPr>
+        <w:t xml:space="preserve">parent</w:t>
+      </w:r>
+      <w:r>
+        <w:t xml:space="preserve"> </w:t>
+      </w:r>
+      <w:r>
+        <w:t xml:space="preserve">of</w:t>
+      </w:r>
+      <w:r>
+        <w:t xml:space="preserve"> </w:t>
+      </w:r>
+      <m:oMath>
+        <m:r>
+          <m:t>A</m:t>
+        </m:r>
+      </m:oMath>
+      <w:r>
+        <w:t xml:space="preserve"> </w:t>
+      </w:r>
+      <w:r>
+        <w:t xml:space="preserve">and</w:t>
+      </w:r>
+      <w:r>
+        <w:t xml:space="preserve"> </w:t>
+      </w:r>
+      <m:oMath>
+        <m:r>
+          <m:t>Y</m:t>
+        </m:r>
+      </m:oMath>
+      <w:r>
+        <w:t xml:space="preserve"> </w:t>
+      </w:r>
+      <w:r>
+        <w:t xml:space="preserve">(direct cause)</w:t>
+      </w:r>
+    </w:p>
+    <w:p>
+      <w:pPr>
+        <w:pStyle w:val="Compact"/>
+        <w:numPr>
+          <w:ilvl w:val="0"/>
+          <w:numId w:val="1003"/>
+        </w:numPr>
+      </w:pPr>
+      <m:oMath>
+        <m:r>
+          <m:t>A</m:t>
+        </m:r>
+      </m:oMath>
+      <w:r>
+        <w:t xml:space="preserve"> </w:t>
+      </w:r>
+      <w:r>
+        <w:t xml:space="preserve">is a</w:t>
+      </w:r>
+      <w:r>
+        <w:t xml:space="preserve"> </w:t>
+      </w:r>
+      <w:r>
+        <w:rPr>
+          <w:b/>
+          <w:bCs/>
+        </w:rPr>
+        <w:t xml:space="preserve">child</w:t>
+      </w:r>
+      <w:r>
+        <w:t xml:space="preserve"> </w:t>
+      </w:r>
+      <w:r>
+        <w:t xml:space="preserve">of</w:t>
+      </w:r>
+      <w:r>
+        <w:t xml:space="preserve"> </w:t>
+      </w:r>
+      <m:oMath>
+        <m:r>
+          <m:t>L</m:t>
+        </m:r>
+      </m:oMath>
+      <w:r>
+        <w:t xml:space="preserve"> </w:t>
+      </w:r>
+      <w:r>
+        <w:t xml:space="preserve">(direct effect)</w:t>
+      </w:r>
+    </w:p>
+    <w:p>
+      <w:pPr>
+        <w:pStyle w:val="Compact"/>
+        <w:numPr>
+          <w:ilvl w:val="0"/>
+          <w:numId w:val="1003"/>
+        </w:numPr>
+      </w:pPr>
+      <m:oMath>
+        <m:r>
+          <m:t>L</m:t>
+        </m:r>
+      </m:oMath>
+      <w:r>
+        <w:t xml:space="preserve"> </w:t>
+      </w:r>
+      <w:r>
+        <w:t xml:space="preserve">is an</w:t>
+      </w:r>
+      <w:r>
+        <w:t xml:space="preserve"> </w:t>
+      </w:r>
+      <w:r>
+        <w:rPr>
+          <w:b/>
+          <w:bCs/>
+        </w:rPr>
+        <w:t xml:space="preserve">ancestor</w:t>
+      </w:r>
+      <w:r>
+        <w:t xml:space="preserve"> </w:t>
+      </w:r>
+      <w:r>
+        <w:t xml:space="preserve">of</w:t>
+      </w:r>
+      <w:r>
+        <w:t xml:space="preserve"> </w:t>
+      </w:r>
+      <m:oMath>
+        <m:r>
+          <m:t>Y</m:t>
+        </m:r>
+      </m:oMath>
+      <w:r>
+        <w:t xml:space="preserve"> </w:t>
+      </w:r>
+      <w:r>
+        <w:t xml:space="preserve">(can reach</w:t>
+      </w:r>
+      <w:r>
+        <w:t xml:space="preserve"> </w:t>
+      </w:r>
+      <m:oMath>
+        <m:r>
+          <m:t>Y</m:t>
+        </m:r>
+      </m:oMath>
+      <w:r>
+        <w:t xml:space="preserve"> </w:t>
+      </w:r>
+      <w:r>
+        <w:t xml:space="preserve">by following arrows)</w:t>
+      </w:r>
+    </w:p>
+    <w:p>
+      <w:pPr>
+        <w:pStyle w:val="Compact"/>
+        <w:numPr>
+          <w:ilvl w:val="0"/>
+          <w:numId w:val="1003"/>
+        </w:numPr>
+      </w:pPr>
+      <m:oMath>
+        <m:r>
+          <m:t>Y</m:t>
+        </m:r>
+      </m:oMath>
+      <w:r>
+        <w:t xml:space="preserve"> </w:t>
+      </w:r>
+      <w:r>
+        <w:t xml:space="preserve">is a</w:t>
+      </w:r>
+      <w:r>
+        <w:t xml:space="preserve"> </w:t>
+      </w:r>
+      <w:r>
+        <w:rPr>
+          <w:b/>
+          <w:bCs/>
+        </w:rPr>
+        <w:t xml:space="preserve">descendant</w:t>
+      </w:r>
+      <w:r>
+        <w:t xml:space="preserve"> </w:t>
+      </w:r>
+      <w:r>
+        <w:t xml:space="preserve">of</w:t>
+      </w:r>
+      <w:r>
+        <w:t xml:space="preserve"> </w:t>
+      </w:r>
+      <m:oMath>
+        <m:r>
+          <m:t>L</m:t>
+        </m:r>
+      </m:oMath>
+      <w:r>
+        <w:t xml:space="preserve"> </w:t>
+      </w:r>
+      <w:r>
+        <w:t xml:space="preserve">(can be reached from</w:t>
+      </w:r>
+      <w:r>
+        <w:t xml:space="preserve"> </w:t>
+      </w:r>
+      <m:oMath>
+        <m:r>
+          <m:t>L</m:t>
+        </m:r>
+      </m:oMath>
+      <w:r>
+        <w:t xml:space="preserve"> </w:t>
+      </w:r>
+      <w:r>
+        <w:t xml:space="preserve">by following arrows)</w:t>
+      </w:r>
+    </w:p>
+    <w:p>
+      <w:pPr>
+        <w:pStyle w:val="FirstParagraph"/>
+      </w:pPr>
+      <w:r>
+        <w:rPr>
+          <w:b/>
+          <w:bCs/>
+        </w:rPr>
+        <w:t xml:space="preserve">What does a DAG represent?</w:t>
+      </w:r>
+    </w:p>
+    <w:p>
+      <w:pPr>
         <w:pStyle w:val="BodyText"/>
       </w:pPr>
       <w:r>
-        <w:rPr>
-          <w:b/>
-          <w:bCs/>
-        </w:rPr>
-        <w:t xml:space="preserve">Key terms</w:t>
+        <w:t xml:space="preserve">A DAG represents our</w:t>
+      </w:r>
+      <w:r>
+        <w:t xml:space="preserve"> </w:t>
+      </w:r>
+      <w:r>
+        <w:rPr>
+          <w:b/>
+          <w:bCs/>
+        </w:rPr>
+        <w:t xml:space="preserve">qualitative causal assumptions</w:t>
       </w:r>
       <w:r>
         <w:t xml:space="preserve">:</w:t>
       </w:r>
-      <w:r>
-        <w:t xml:space="preserve"> </w:t>
-      </w:r>
-      <w:r>
-        <w:t xml:space="preserve">-</w:t>
-      </w:r>
-      <w:r>
-        <w:t xml:space="preserve"> </w:t>
-      </w:r>
-      <m:oMath>
-        <m:r>
-          <m:t>L</m:t>
-        </m:r>
-      </m:oMath>
-      <w:r>
-        <w:t xml:space="preserve"> </w:t>
-      </w:r>
-      <w:r>
-        <w:t xml:space="preserve">is a</w:t>
-      </w:r>
-      <w:r>
-        <w:t xml:space="preserve"> </w:t>
-      </w:r>
-      <w:r>
-        <w:rPr>
-          <w:b/>
-          <w:bCs/>
-        </w:rPr>
-        <w:t xml:space="preserve">parent</w:t>
-      </w:r>
-      <w:r>
-        <w:t xml:space="preserve"> </w:t>
-      </w:r>
-      <w:r>
-        <w:t xml:space="preserve">of</w:t>
-      </w:r>
-      <w:r>
-        <w:t xml:space="preserve"> </w:t>
-      </w:r>
-      <m:oMath>
-        <m:r>
-          <m:t>A</m:t>
-        </m:r>
-      </m:oMath>
-      <w:r>
-        <w:t xml:space="preserve"> </w:t>
-      </w:r>
-      <w:r>
-        <w:t xml:space="preserve">and</w:t>
-      </w:r>
-      <w:r>
-        <w:t xml:space="preserve"> </w:t>
-      </w:r>
-      <m:oMath>
-        <m:r>
-          <m:t>Y</m:t>
-        </m:r>
-      </m:oMath>
-      <w:r>
-        <w:t xml:space="preserve"> </w:t>
-      </w:r>
-      <w:r>
-        <w:t xml:space="preserve">(direct cause)</w:t>
-      </w:r>
-      <w:r>
-        <w:t xml:space="preserve"> </w:t>
-      </w:r>
-      <w:r>
-        <w:t xml:space="preserve">-</w:t>
-      </w:r>
-      <w:r>
-        <w:t xml:space="preserve"> </w:t>
-      </w:r>
-      <m:oMath>
-        <m:r>
-          <m:t>A</m:t>
-        </m:r>
-      </m:oMath>
-      <w:r>
-        <w:t xml:space="preserve"> </w:t>
-      </w:r>
-      <w:r>
-        <w:t xml:space="preserve">is a</w:t>
-      </w:r>
-      <w:r>
-        <w:t xml:space="preserve"> </w:t>
-      </w:r>
-      <w:r>
-        <w:rPr>
-          <w:b/>
-          <w:bCs/>
-        </w:rPr>
-        <w:t xml:space="preserve">child</w:t>
-      </w:r>
-      <w:r>
-        <w:t xml:space="preserve"> </w:t>
-      </w:r>
-      <w:r>
-        <w:t xml:space="preserve">of</w:t>
-      </w:r>
-      <w:r>
-        <w:t xml:space="preserve"> </w:t>
-      </w:r>
-      <m:oMath>
-        <m:r>
-          <m:t>L</m:t>
-        </m:r>
-      </m:oMath>
-      <w:r>
-        <w:t xml:space="preserve"> </w:t>
-      </w:r>
-      <w:r>
-        <w:t xml:space="preserve">(direct effect)</w:t>
-      </w:r>
-      <w:r>
-        <w:t xml:space="preserve"> </w:t>
-      </w:r>
-      <w:r>
-        <w:t xml:space="preserve">-</w:t>
-      </w:r>
-      <w:r>
-        <w:t xml:space="preserve"> </w:t>
-      </w:r>
-      <m:oMath>
-        <m:r>
-          <m:t>L</m:t>
-        </m:r>
-      </m:oMath>
-      <w:r>
-        <w:t xml:space="preserve"> </w:t>
-      </w:r>
-      <w:r>
-        <w:t xml:space="preserve">is an</w:t>
-      </w:r>
-      <w:r>
-        <w:t xml:space="preserve"> </w:t>
-      </w:r>
-      <w:r>
-        <w:rPr>
-          <w:b/>
-          <w:bCs/>
-        </w:rPr>
-        <w:t xml:space="preserve">ancestor</w:t>
-      </w:r>
-      <w:r>
-        <w:t xml:space="preserve"> </w:t>
-      </w:r>
-      <w:r>
-        <w:t xml:space="preserve">of</w:t>
-      </w:r>
-      <w:r>
-        <w:t xml:space="preserve"> </w:t>
-      </w:r>
-      <m:oMath>
-        <m:r>
-          <m:t>Y</m:t>
-        </m:r>
-      </m:oMath>
-      <w:r>
-        <w:t xml:space="preserve"> </w:t>
-      </w:r>
-      <w:r>
-        <w:t xml:space="preserve">(can reach</w:t>
-      </w:r>
-      <w:r>
-        <w:t xml:space="preserve"> </w:t>
-      </w:r>
-      <m:oMath>
-        <m:r>
-          <m:t>Y</m:t>
-        </m:r>
-      </m:oMath>
-      <w:r>
-        <w:t xml:space="preserve"> </w:t>
-      </w:r>
-      <w:r>
-        <w:t xml:space="preserve">by following arrows)</w:t>
-      </w:r>
-      <w:r>
-        <w:t xml:space="preserve"> </w:t>
-      </w:r>
-      <w:r>
-        <w:t xml:space="preserve">-</w:t>
-      </w:r>
-      <w:r>
-        <w:t xml:space="preserve"> </w:t>
-      </w:r>
-      <m:oMath>
-        <m:r>
-          <m:t>Y</m:t>
-        </m:r>
-      </m:oMath>
-      <w:r>
-        <w:t xml:space="preserve"> </w:t>
-      </w:r>
-      <w:r>
-        <w:t xml:space="preserve">is a</w:t>
-      </w:r>
-      <w:r>
-        <w:t xml:space="preserve"> </w:t>
-      </w:r>
-      <w:r>
-        <w:rPr>
-          <w:b/>
-          <w:bCs/>
-        </w:rPr>
-        <w:t xml:space="preserve">descendant</w:t>
-      </w:r>
-      <w:r>
-        <w:t xml:space="preserve"> </w:t>
-      </w:r>
-      <w:r>
-        <w:t xml:space="preserve">of</w:t>
-      </w:r>
-      <w:r>
-        <w:t xml:space="preserve"> </w:t>
-      </w:r>
-      <m:oMath>
-        <m:r>
-          <m:t>L</m:t>
-        </m:r>
-      </m:oMath>
-      <w:r>
-        <w:t xml:space="preserve"> </w:t>
-      </w:r>
-      <w:r>
-        <w:t xml:space="preserve">(can be reached from</w:t>
-      </w:r>
-      <w:r>
-        <w:t xml:space="preserve"> </w:t>
-      </w:r>
-      <m:oMath>
-        <m:r>
-          <m:t>L</m:t>
-        </m:r>
-      </m:oMath>
-      <w:r>
-        <w:t xml:space="preserve"> </w:t>
-      </w:r>
-      <w:r>
-        <w:t xml:space="preserve">by following arrows)</w:t>
-      </w:r>
-    </w:p>
-    <w:p>
-      <w:pPr>
-        <w:pStyle w:val="BodyText"/>
-      </w:pPr>
-      <w:r>
-        <w:rPr>
-          <w:b/>
-          <w:bCs/>
-        </w:rPr>
-        <w:t xml:space="preserve">What does a DAG represent?</w:t>
-      </w:r>
-    </w:p>
-    <w:p>
-      <w:pPr>
-        <w:pStyle w:val="BodyText"/>
-      </w:pPr>
-      <w:r>
-        <w:t xml:space="preserve">A DAG represents our</w:t>
-      </w:r>
-      <w:r>
-        <w:t xml:space="preserve"> </w:t>
-      </w:r>
-      <w:r>
-        <w:rPr>
-          <w:b/>
-          <w:bCs/>
-        </w:rPr>
-        <w:t xml:space="preserve">qualitative causal assumptions</w:t>
-      </w:r>
-      <w:r>
-        <w:t xml:space="preserve">:</w:t>
-      </w:r>
-      <w:r>
-        <w:t xml:space="preserve"> </w:t>
-      </w:r>
-      <w:r>
-        <w:t xml:space="preserve">- The presence of an arrow</w:t>
+    </w:p>
+    <w:p>
+      <w:pPr>
+        <w:pStyle w:val="Compact"/>
+        <w:numPr>
+          <w:ilvl w:val="0"/>
+          <w:numId w:val="1004"/>
+        </w:numPr>
+      </w:pPr>
+      <w:r>
+        <w:t xml:space="preserve">The presence of an arrow</w:t>
       </w:r>
       <w:r>
         <w:t xml:space="preserve"> </w:t>
@@ -785,11 +791,17 @@
           <m:t>Y</m:t>
         </m:r>
       </m:oMath>
-      <w:r>
-        <w:t xml:space="preserve"> </w:t>
-      </w:r>
-      <w:r>
-        <w:t xml:space="preserve">- The absence of an arrow</w:t>
+    </w:p>
+    <w:p>
+      <w:pPr>
+        <w:pStyle w:val="Compact"/>
+        <w:numPr>
+          <w:ilvl w:val="0"/>
+          <w:numId w:val="1004"/>
+        </w:numPr>
+      </w:pPr>
+      <w:r>
+        <w:t xml:space="preserve">The absence of an arrow</w:t>
       </w:r>
       <w:r>
         <w:t xml:space="preserve"> </w:t>
@@ -852,7 +864,7 @@
     </w:p>
     <w:p>
       <w:pPr>
-        <w:pStyle w:val="BodyText"/>
+        <w:pStyle w:val="FirstParagraph"/>
       </w:pPr>
       <w:r>
         <w:rPr>
@@ -944,1265 +956,6 @@
       <w:r>
         <w:t xml:space="preserve">Consider the causal relationships between:</w:t>
       </w:r>
-      <w:r>
-        <w:t xml:space="preserve"> </w:t>
-      </w:r>
-      <w:r>
-        <w:t xml:space="preserve">-</w:t>
-      </w:r>
-      <w:r>
-        <w:t xml:space="preserve"> </w:t>
-      </w:r>
-      <m:oMath>
-        <m:r>
-          <m:t>A</m:t>
-        </m:r>
-      </m:oMath>
-      <w:r>
-        <w:t xml:space="preserve">: Smoking</w:t>
-      </w:r>
-      <w:r>
-        <w:t xml:space="preserve"> </w:t>
-      </w:r>
-      <w:r>
-        <w:t xml:space="preserve">-</w:t>
-      </w:r>
-      <w:r>
-        <w:t xml:space="preserve"> </w:t>
-      </w:r>
-      <m:oMath>
-        <m:r>
-          <m:t>L</m:t>
-        </m:r>
-      </m:oMath>
-      <w:r>
-        <w:t xml:space="preserve">: Exercise</w:t>
-      </w:r>
-      <w:r>
-        <w:br/>
-      </w:r>
-      <w:r>
-        <w:t xml:space="preserve">-</w:t>
-      </w:r>
-      <w:r>
-        <w:t xml:space="preserve"> </w:t>
-      </w:r>
-      <m:oMath>
-        <m:r>
-          <m:t>Y</m:t>
-        </m:r>
-      </m:oMath>
-      <w:r>
-        <w:t xml:space="preserve">: Heart disease</w:t>
-      </w:r>
-    </w:p>
-    <w:p>
-      <w:pPr>
-        <w:pStyle w:val="BodyText"/>
-      </w:pPr>
-      <w:r>
-        <w:t xml:space="preserve">Plausible causal diagram:</w:t>
-      </w:r>
-    </w:p>
-    <w:p>
-      <w:pPr>
-        <w:pStyle w:val="SourceCode"/>
-      </w:pPr>
-      <w:r>
-        <w:rPr>
-          <w:rStyle w:val="VerbatimChar"/>
-        </w:rPr>
-        <w:t xml:space="preserve">A → Y</w:t>
-      </w:r>
-      <w:r>
-        <w:br/>
-      </w:r>
-      <w:r>
-        <w:rPr>
-          <w:rStyle w:val="VerbatimChar"/>
-        </w:rPr>
-        <w:t xml:space="preserve">L → Y</w:t>
-      </w:r>
-      <w:r>
-        <w:br/>
-      </w:r>
-      <w:r>
-        <w:rPr>
-          <w:rStyle w:val="VerbatimChar"/>
-        </w:rPr>
-        <w:t xml:space="preserve">L → A</w:t>
-      </w:r>
-    </w:p>
-    <w:p>
-      <w:pPr>
-        <w:pStyle w:val="FirstParagraph"/>
-      </w:pPr>
-      <w:r>
-        <w:t xml:space="preserve">Interpretation:</w:t>
-      </w:r>
-      <w:r>
-        <w:t xml:space="preserve"> </w:t>
-      </w:r>
-      <w:r>
-        <w:t xml:space="preserve">- Smoking directly causes heart disease</w:t>
-      </w:r>
-      <w:r>
-        <w:t xml:space="preserve"> </w:t>
-      </w:r>
-      <w:r>
-        <w:t xml:space="preserve">- Exercise directly affects heart disease (protective)</w:t>
-      </w:r>
-      <w:r>
-        <w:t xml:space="preserve"> </w:t>
-      </w:r>
-      <w:r>
-        <w:t xml:space="preserve">- Exercise affects smoking behavior (perhaps exercisers are less likely to smoke)</w:t>
-      </w:r>
-    </w:p>
-    <w:bookmarkEnd w:id="22"/>
-    <w:bookmarkEnd w:id="23"/>
-    <w:bookmarkEnd w:id="24"/>
-    <w:bookmarkStart w:id="27" w:name="Xecb8008edc12bc4dee5a058c63430675826d3b5"/>
-    <w:p>
-      <w:pPr>
-        <w:pStyle w:val="Heading2"/>
-      </w:pPr>
-      <w:r>
-        <w:t xml:space="preserve">2 6.2 Causal Diagrams and Marginal Independence (pp. 61-64)</w:t>
-      </w:r>
-    </w:p>
-    <w:p>
-      <w:pPr>
-        <w:pStyle w:val="FirstParagraph"/>
-      </w:pPr>
-      <w:r>
-        <w:t xml:space="preserve">Causal diagrams encode information about statistical independence relationships.</w:t>
-      </w:r>
-    </w:p>
-    <w:bookmarkStart w:id="26" w:name="independence-from-dags"/>
-    <w:p>
-      <w:pPr>
-        <w:pStyle w:val="Heading3"/>
-      </w:pPr>
-      <w:r>
-        <w:t xml:space="preserve">2.1 Independence from DAGs</w:t>
-      </w:r>
-    </w:p>
-    <w:p>
-      <w:pPr>
-        <w:pStyle w:val="FirstParagraph"/>
-      </w:pPr>
-      <w:r>
-        <w:t xml:space="preserve">From a DAG, we can determine which variables are marginally independent (unconditionally).</w:t>
-      </w:r>
-    </w:p>
-    <w:bookmarkStart w:id="25" w:name="exm-marginal-independence"/>
-    <w:p>
-      <w:pPr>
-        <w:pStyle w:val="BodyText"/>
-      </w:pPr>
-      <w:r>
-        <w:rPr>
-          <w:b/>
-          <w:bCs/>
-        </w:rPr>
-        <w:t xml:space="preserve">Example 2 (Marginal Independence)</w:t>
-      </w:r>
-      <w:r>
-        <w:t xml:space="preserve"> </w:t>
-      </w:r>
-      <w:r>
-        <w:rPr>
-          <w:b/>
-          <w:bCs/>
-        </w:rPr>
-        <w:t xml:space="preserve">Diagram 1</w:t>
-      </w:r>
-      <w:r>
-        <w:t xml:space="preserve">:</w:t>
-      </w:r>
-      <w:r>
-        <w:t xml:space="preserve"> </w:t>
-      </w:r>
-      <m:oMath>
-        <m:r>
-          <m:t>A</m:t>
-        </m:r>
-        <m:r>
-          <m:rPr>
-            <m:sty m:val="p"/>
-          </m:rPr>
-          <m:t>→</m:t>
-        </m:r>
-        <m:r>
-          <m:t>Y</m:t>
-        </m:r>
-      </m:oMath>
-      <w:r>
-        <w:t xml:space="preserve"> </w:t>
-      </w:r>
-      <w:r>
-        <w:t xml:space="preserve">-</w:t>
-      </w:r>
-      <w:r>
-        <w:t xml:space="preserve"> </w:t>
-      </w:r>
-      <m:oMath>
-        <m:r>
-          <m:t>A</m:t>
-        </m:r>
-      </m:oMath>
-      <w:r>
-        <w:t xml:space="preserve"> </w:t>
-      </w:r>
-      <w:r>
-        <w:t xml:space="preserve">and</w:t>
-      </w:r>
-      <w:r>
-        <w:t xml:space="preserve"> </w:t>
-      </w:r>
-      <m:oMath>
-        <m:r>
-          <m:t>Y</m:t>
-        </m:r>
-      </m:oMath>
-      <w:r>
-        <w:t xml:space="preserve"> </w:t>
-      </w:r>
-      <w:r>
-        <w:t xml:space="preserve">are</w:t>
-      </w:r>
-      <w:r>
-        <w:t xml:space="preserve"> </w:t>
-      </w:r>
-      <w:r>
-        <w:rPr>
-          <w:b/>
-          <w:bCs/>
-        </w:rPr>
-        <w:t xml:space="preserve">dependent</w:t>
-      </w:r>
-      <w:r>
-        <w:t xml:space="preserve"> </w:t>
-      </w:r>
-      <w:r>
-        <w:t xml:space="preserve">(associated)</w:t>
-      </w:r>
-    </w:p>
-    <w:p>
-      <w:pPr>
-        <w:pStyle w:val="BodyText"/>
-      </w:pPr>
-      <w:r>
-        <w:rPr>
-          <w:b/>
-          <w:bCs/>
-        </w:rPr>
-        <w:t xml:space="preserve">Diagram 2</w:t>
-      </w:r>
-      <w:r>
-        <w:t xml:space="preserve">:</w:t>
-      </w:r>
-      <w:r>
-        <w:t xml:space="preserve"> </w:t>
-      </w:r>
-      <m:oMath>
-        <m:r>
-          <m:t>A</m:t>
-        </m:r>
-        <m:r>
-          <m:t> </m:t>
-        </m:r>
-        <m:r>
-          <m:t>Y</m:t>
-        </m:r>
-      </m:oMath>
-      <w:r>
-        <w:t xml:space="preserve"> </w:t>
-      </w:r>
-      <w:r>
-        <w:t xml:space="preserve">(no arrow)</w:t>
-      </w:r>
-      <w:r>
-        <w:t xml:space="preserve"> </w:t>
-      </w:r>
-      <w:r>
-        <w:t xml:space="preserve">-</w:t>
-      </w:r>
-      <w:r>
-        <w:t xml:space="preserve"> </w:t>
-      </w:r>
-      <m:oMath>
-        <m:r>
-          <m:t>A</m:t>
-        </m:r>
-      </m:oMath>
-      <w:r>
-        <w:t xml:space="preserve"> </w:t>
-      </w:r>
-      <w:r>
-        <w:t xml:space="preserve">and</w:t>
-      </w:r>
-      <w:r>
-        <w:t xml:space="preserve"> </w:t>
-      </w:r>
-      <m:oMath>
-        <m:r>
-          <m:t>Y</m:t>
-        </m:r>
-      </m:oMath>
-      <w:r>
-        <w:t xml:space="preserve"> </w:t>
-      </w:r>
-      <w:r>
-        <w:t xml:space="preserve">are</w:t>
-      </w:r>
-      <w:r>
-        <w:t xml:space="preserve"> </w:t>
-      </w:r>
-      <w:r>
-        <w:rPr>
-          <w:b/>
-          <w:bCs/>
-        </w:rPr>
-        <w:t xml:space="preserve">independent</w:t>
-      </w:r>
-    </w:p>
-    <w:p>
-      <w:pPr>
-        <w:pStyle w:val="BodyText"/>
-      </w:pPr>
-      <w:r>
-        <w:rPr>
-          <w:b/>
-          <w:bCs/>
-        </w:rPr>
-        <w:t xml:space="preserve">Diagram 3</w:t>
-      </w:r>
-      <w:r>
-        <w:t xml:space="preserve">:</w:t>
-      </w:r>
-      <w:r>
-        <w:t xml:space="preserve"> </w:t>
-      </w:r>
-      <m:oMath>
-        <m:r>
-          <m:t>L</m:t>
-        </m:r>
-        <m:r>
-          <m:rPr>
-            <m:sty m:val="p"/>
-          </m:rPr>
-          <m:t>→</m:t>
-        </m:r>
-        <m:r>
-          <m:t>A</m:t>
-        </m:r>
-        <m:r>
-          <m:rPr>
-            <m:sty m:val="p"/>
-          </m:rPr>
-          <m:t>→</m:t>
-        </m:r>
-        <m:r>
-          <m:t>Y</m:t>
-        </m:r>
-      </m:oMath>
-      <w:r>
-        <w:t xml:space="preserve"> </w:t>
-      </w:r>
-      <w:r>
-        <w:t xml:space="preserve">(chain)</w:t>
-      </w:r>
-      <w:r>
-        <w:t xml:space="preserve"> </w:t>
-      </w:r>
-      <w:r>
-        <w:t xml:space="preserve">-</w:t>
-      </w:r>
-      <w:r>
-        <w:t xml:space="preserve"> </w:t>
-      </w:r>
-      <m:oMath>
-        <m:r>
-          <m:t>A</m:t>
-        </m:r>
-      </m:oMath>
-      <w:r>
-        <w:t xml:space="preserve"> </w:t>
-      </w:r>
-      <w:r>
-        <w:t xml:space="preserve">and</w:t>
-      </w:r>
-      <w:r>
-        <w:t xml:space="preserve"> </w:t>
-      </w:r>
-      <m:oMath>
-        <m:r>
-          <m:t>Y</m:t>
-        </m:r>
-      </m:oMath>
-      <w:r>
-        <w:t xml:space="preserve"> </w:t>
-      </w:r>
-      <w:r>
-        <w:t xml:space="preserve">are</w:t>
-      </w:r>
-      <w:r>
-        <w:t xml:space="preserve"> </w:t>
-      </w:r>
-      <w:r>
-        <w:rPr>
-          <w:b/>
-          <w:bCs/>
-        </w:rPr>
-        <w:t xml:space="preserve">dependent</w:t>
-      </w:r>
-      <w:r>
-        <w:t xml:space="preserve"> </w:t>
-      </w:r>
-      <w:r>
-        <w:t xml:space="preserve">-</w:t>
-      </w:r>
-      <w:r>
-        <w:t xml:space="preserve"> </w:t>
-      </w:r>
-      <m:oMath>
-        <m:r>
-          <m:t>L</m:t>
-        </m:r>
-      </m:oMath>
-      <w:r>
-        <w:t xml:space="preserve"> </w:t>
-      </w:r>
-      <w:r>
-        <w:t xml:space="preserve">and</w:t>
-      </w:r>
-      <w:r>
-        <w:t xml:space="preserve"> </w:t>
-      </w:r>
-      <m:oMath>
-        <m:r>
-          <m:t>Y</m:t>
-        </m:r>
-      </m:oMath>
-      <w:r>
-        <w:t xml:space="preserve"> </w:t>
-      </w:r>
-      <w:r>
-        <w:t xml:space="preserve">are</w:t>
-      </w:r>
-      <w:r>
-        <w:t xml:space="preserve"> </w:t>
-      </w:r>
-      <w:r>
-        <w:rPr>
-          <w:b/>
-          <w:bCs/>
-        </w:rPr>
-        <w:t xml:space="preserve">dependent</w:t>
-      </w:r>
-      <w:r>
-        <w:t xml:space="preserve"> </w:t>
-      </w:r>
-      <w:r>
-        <w:t xml:space="preserve">(through the path</w:t>
-      </w:r>
-      <w:r>
-        <w:t xml:space="preserve"> </w:t>
-      </w:r>
-      <m:oMath>
-        <m:r>
-          <m:t>L</m:t>
-        </m:r>
-        <m:r>
-          <m:rPr>
-            <m:sty m:val="p"/>
-          </m:rPr>
-          <m:t>→</m:t>
-        </m:r>
-        <m:r>
-          <m:t>A</m:t>
-        </m:r>
-        <m:r>
-          <m:rPr>
-            <m:sty m:val="p"/>
-          </m:rPr>
-          <m:t>→</m:t>
-        </m:r>
-        <m:r>
-          <m:t>Y</m:t>
-        </m:r>
-      </m:oMath>
-      <w:r>
-        <w:t xml:space="preserve">)</w:t>
-      </w:r>
-    </w:p>
-    <w:p>
-      <w:pPr>
-        <w:pStyle w:val="BodyText"/>
-      </w:pPr>
-      <w:r>
-        <w:rPr>
-          <w:b/>
-          <w:bCs/>
-        </w:rPr>
-        <w:t xml:space="preserve">Diagram 4</w:t>
-      </w:r>
-      <w:r>
-        <w:t xml:space="preserve">:</w:t>
-      </w:r>
-      <w:r>
-        <w:t xml:space="preserve"> </w:t>
-      </w:r>
-      <m:oMath>
-        <m:r>
-          <m:t>A</m:t>
-        </m:r>
-        <m:r>
-          <m:rPr>
-            <m:sty m:val="p"/>
-          </m:rPr>
-          <m:t>→</m:t>
-        </m:r>
-        <m:r>
-          <m:t>Y</m:t>
-        </m:r>
-        <m:r>
-          <m:rPr>
-            <m:sty m:val="p"/>
-          </m:rPr>
-          <m:t>←</m:t>
-        </m:r>
-        <m:r>
-          <m:t>L</m:t>
-        </m:r>
-      </m:oMath>
-      <w:r>
-        <w:t xml:space="preserve"> </w:t>
-      </w:r>
-      <w:r>
-        <w:t xml:space="preserve">(fork)</w:t>
-      </w:r>
-      <w:r>
-        <w:t xml:space="preserve"> </w:t>
-      </w:r>
-      <w:r>
-        <w:t xml:space="preserve">-</w:t>
-      </w:r>
-      <w:r>
-        <w:t xml:space="preserve"> </w:t>
-      </w:r>
-      <m:oMath>
-        <m:r>
-          <m:t>A</m:t>
-        </m:r>
-      </m:oMath>
-      <w:r>
-        <w:t xml:space="preserve"> </w:t>
-      </w:r>
-      <w:r>
-        <w:t xml:space="preserve">and</w:t>
-      </w:r>
-      <w:r>
-        <w:t xml:space="preserve"> </w:t>
-      </w:r>
-      <m:oMath>
-        <m:r>
-          <m:t>L</m:t>
-        </m:r>
-      </m:oMath>
-      <w:r>
-        <w:t xml:space="preserve"> </w:t>
-      </w:r>
-      <w:r>
-        <w:t xml:space="preserve">are</w:t>
-      </w:r>
-      <w:r>
-        <w:t xml:space="preserve"> </w:t>
-      </w:r>
-      <w:r>
-        <w:rPr>
-          <w:b/>
-          <w:bCs/>
-        </w:rPr>
-        <w:t xml:space="preserve">independent</w:t>
-      </w:r>
-      <w:r>
-        <w:t xml:space="preserve"> </w:t>
-      </w:r>
-      <w:r>
-        <w:t xml:space="preserve">(no common cause, no direct connection)</w:t>
-      </w:r>
-      <w:r>
-        <w:t xml:space="preserve"> </w:t>
-      </w:r>
-      <w:r>
-        <w:t xml:space="preserve">- Both</w:t>
-      </w:r>
-      <w:r>
-        <w:t xml:space="preserve"> </w:t>
-      </w:r>
-      <m:oMath>
-        <m:r>
-          <m:t>A</m:t>
-        </m:r>
-      </m:oMath>
-      <w:r>
-        <w:t xml:space="preserve"> </w:t>
-      </w:r>
-      <w:r>
-        <w:t xml:space="preserve">and</w:t>
-      </w:r>
-      <w:r>
-        <w:t xml:space="preserve"> </w:t>
-      </w:r>
-      <m:oMath>
-        <m:r>
-          <m:t>L</m:t>
-        </m:r>
-      </m:oMath>
-      <w:r>
-        <w:t xml:space="preserve"> </w:t>
-      </w:r>
-      <w:r>
-        <w:t xml:space="preserve">are</w:t>
-      </w:r>
-      <w:r>
-        <w:t xml:space="preserve"> </w:t>
-      </w:r>
-      <w:r>
-        <w:rPr>
-          <w:b/>
-          <w:bCs/>
-        </w:rPr>
-        <w:t xml:space="preserve">dependent</w:t>
-      </w:r>
-      <w:r>
-        <w:t xml:space="preserve"> </w:t>
-      </w:r>
-      <w:r>
-        <w:t xml:space="preserve">with</w:t>
-      </w:r>
-      <w:r>
-        <w:t xml:space="preserve"> </w:t>
-      </w:r>
-      <m:oMath>
-        <m:r>
-          <m:t>Y</m:t>
-        </m:r>
-      </m:oMath>
-    </w:p>
-    <w:bookmarkEnd w:id="25"/>
-    <w:p>
-      <w:pPr>
-        <w:pStyle w:val="BodyText"/>
-      </w:pPr>
-      <w:r>
-        <w:rPr>
-          <w:b/>
-          <w:bCs/>
-        </w:rPr>
-        <w:t xml:space="preserve">Key principle</w:t>
-      </w:r>
-      <w:r>
-        <w:t xml:space="preserve">: In a DAG, two variables are marginally associated if and only if there exists a path (sequence of arrows, ignoring direction) connecting them, UNLESS the path is blocked.</w:t>
-      </w:r>
-    </w:p>
-    <w:p>
-      <w:pPr>
-        <w:pStyle w:val="BodyText"/>
-      </w:pPr>
-      <w:r>
-        <w:rPr>
-          <w:b/>
-          <w:bCs/>
-        </w:rPr>
-        <w:t xml:space="preserve">Blocking</w:t>
-      </w:r>
-      <w:r>
-        <w:t xml:space="preserve">: A path is blocked if it contains a</w:t>
-      </w:r>
-      <w:r>
-        <w:t xml:space="preserve"> </w:t>
-      </w:r>
-      <w:r>
-        <w:rPr>
-          <w:b/>
-          <w:bCs/>
-        </w:rPr>
-        <w:t xml:space="preserve">collider</w:t>
-      </w:r>
-      <w:r>
-        <w:t xml:space="preserve">—a variable where two arrowheads meet (e.g.,</w:t>
-      </w:r>
-      <w:r>
-        <w:t xml:space="preserve"> </w:t>
-      </w:r>
-      <m:oMath>
-        <m:r>
-          <m:t>A</m:t>
-        </m:r>
-        <m:r>
-          <m:rPr>
-            <m:sty m:val="p"/>
-          </m:rPr>
-          <m:t>→</m:t>
-        </m:r>
-        <m:r>
-          <m:t>C</m:t>
-        </m:r>
-        <m:r>
-          <m:rPr>
-            <m:sty m:val="p"/>
-          </m:rPr>
-          <m:t>←</m:t>
-        </m:r>
-        <m:r>
-          <m:t>B</m:t>
-        </m:r>
-      </m:oMath>
-      <w:r>
-        <w:t xml:space="preserve">). Paths through colliders are naturally blocked.</w:t>
-      </w:r>
-    </w:p>
-    <w:p>
-      <w:pPr>
-        <w:pStyle w:val="BodyText"/>
-      </w:pPr>
-      <w:r>
-        <w:rPr>
-          <w:b/>
-          <w:bCs/>
-        </w:rPr>
-        <w:t xml:space="preserve">Later sections</w:t>
-      </w:r>
-      <w:r>
-        <w:t xml:space="preserve"> </w:t>
-      </w:r>
-      <w:r>
-        <w:t xml:space="preserve">will formalize this with</w:t>
-      </w:r>
-      <w:r>
-        <w:t xml:space="preserve"> </w:t>
-      </w:r>
-      <w:r>
-        <w:rPr>
-          <w:b/>
-          <w:bCs/>
-        </w:rPr>
-        <w:t xml:space="preserve">d-separation</w:t>
-      </w:r>
-      <w:r>
-        <w:t xml:space="preserve">.</w:t>
-      </w:r>
-    </w:p>
-    <w:bookmarkEnd w:id="26"/>
-    <w:bookmarkEnd w:id="27"/>
-    <w:bookmarkStart w:id="33" w:name="X9fb775ddf1674e8b1bb184064172997ac27f5f4"/>
-    <w:p>
-      <w:pPr>
-        <w:pStyle w:val="Heading2"/>
-      </w:pPr>
-      <w:r>
-        <w:t xml:space="preserve">3 6.3 Causal Diagrams and Conditional Independence (pp. 64-68)</w:t>
-      </w:r>
-    </w:p>
-    <w:p>
-      <w:pPr>
-        <w:pStyle w:val="FirstParagraph"/>
-      </w:pPr>
-      <w:r>
-        <w:t xml:space="preserve">Conditioning on (stratifying by) a variable can change independence relationships.</w:t>
-      </w:r>
-    </w:p>
-    <w:bookmarkStart w:id="32" w:name="three-basic-structures"/>
-    <w:p>
-      <w:pPr>
-        <w:pStyle w:val="Heading3"/>
-      </w:pPr>
-      <w:r>
-        <w:t xml:space="preserve">3.1 Three Basic Structures</w:t>
-      </w:r>
-    </w:p>
-    <w:p>
-      <w:pPr>
-        <w:pStyle w:val="FirstParagraph"/>
-      </w:pPr>
-      <w:r>
-        <w:t xml:space="preserve">There are three fundamental structures in causal diagrams:</w:t>
-      </w:r>
-    </w:p>
-    <w:bookmarkStart w:id="28" w:name="chain-x-rightarrow-z-rightarrow-y"/>
-    <w:p>
-      <w:pPr>
-        <w:pStyle w:val="Heading4"/>
-      </w:pPr>
-      <w:r>
-        <w:t xml:space="preserve">1. Chain:</w:t>
-      </w:r>
-      <w:r>
-        <w:t xml:space="preserve"> </w:t>
-      </w:r>
-      <m:oMath>
-        <m:r>
-          <m:t>X</m:t>
-        </m:r>
-        <m:r>
-          <m:rPr>
-            <m:sty m:val="p"/>
-          </m:rPr>
-          <m:t>→</m:t>
-        </m:r>
-        <m:r>
-          <m:t>Z</m:t>
-        </m:r>
-        <m:r>
-          <m:rPr>
-            <m:sty m:val="p"/>
-          </m:rPr>
-          <m:t>→</m:t>
-        </m:r>
-        <m:r>
-          <m:t>Y</m:t>
-        </m:r>
-      </m:oMath>
-    </w:p>
-    <w:p>
-      <w:pPr>
-        <w:pStyle w:val="Compact"/>
-        <w:numPr>
-          <w:ilvl w:val="0"/>
-          <w:numId w:val="1001"/>
-        </w:numPr>
-      </w:pPr>
-      <w:r>
-        <w:rPr>
-          <w:b/>
-          <w:bCs/>
-        </w:rPr>
-        <w:t xml:space="preserve">Marginal</w:t>
-      </w:r>
-      <w:r>
-        <w:t xml:space="preserve">:</w:t>
-      </w:r>
-      <w:r>
-        <w:t xml:space="preserve"> </w:t>
-      </w:r>
-      <m:oMath>
-        <m:r>
-          <m:t>X</m:t>
-        </m:r>
-      </m:oMath>
-      <w:r>
-        <w:t xml:space="preserve"> </w:t>
-      </w:r>
-      <w:r>
-        <w:t xml:space="preserve">and</w:t>
-      </w:r>
-      <w:r>
-        <w:t xml:space="preserve"> </w:t>
-      </w:r>
-      <m:oMath>
-        <m:r>
-          <m:t>Y</m:t>
-        </m:r>
-      </m:oMath>
-      <w:r>
-        <w:t xml:space="preserve"> </w:t>
-      </w:r>
-      <w:r>
-        <w:t xml:space="preserve">are</w:t>
-      </w:r>
-      <w:r>
-        <w:t xml:space="preserve"> </w:t>
-      </w:r>
-      <w:r>
-        <w:rPr>
-          <w:b/>
-          <w:bCs/>
-        </w:rPr>
-        <w:t xml:space="preserve">dependent</w:t>
-      </w:r>
-      <w:r>
-        <w:t xml:space="preserve"> </w:t>
-      </w:r>
-      <w:r>
-        <w:t xml:space="preserve">(path</w:t>
-      </w:r>
-      <w:r>
-        <w:t xml:space="preserve"> </w:t>
-      </w:r>
-      <m:oMath>
-        <m:r>
-          <m:t>X</m:t>
-        </m:r>
-        <m:r>
-          <m:rPr>
-            <m:sty m:val="p"/>
-          </m:rPr>
-          <m:t>→</m:t>
-        </m:r>
-        <m:r>
-          <m:t>Z</m:t>
-        </m:r>
-        <m:r>
-          <m:rPr>
-            <m:sty m:val="p"/>
-          </m:rPr>
-          <m:t>→</m:t>
-        </m:r>
-        <m:r>
-          <m:t>Y</m:t>
-        </m:r>
-      </m:oMath>
-      <w:r>
-        <w:t xml:space="preserve">)</w:t>
-      </w:r>
-    </w:p>
-    <w:p>
-      <w:pPr>
-        <w:pStyle w:val="Compact"/>
-        <w:numPr>
-          <w:ilvl w:val="0"/>
-          <w:numId w:val="1001"/>
-        </w:numPr>
-      </w:pPr>
-      <w:r>
-        <w:rPr>
-          <w:b/>
-          <w:bCs/>
-        </w:rPr>
-        <w:t xml:space="preserve">Conditional on</w:t>
-      </w:r>
-      <w:r>
-        <w:rPr>
-          <w:b/>
-          <w:bCs/>
-        </w:rPr>
-        <w:t xml:space="preserve"> </w:t>
-      </w:r>
-      <m:oMath>
-        <m:r>
-          <m:t>Z</m:t>
-        </m:r>
-      </m:oMath>
-      <w:r>
-        <w:t xml:space="preserve">:</w:t>
-      </w:r>
-      <w:r>
-        <w:t xml:space="preserve"> </w:t>
-      </w:r>
-      <m:oMath>
-        <m:r>
-          <m:t>X</m:t>
-        </m:r>
-      </m:oMath>
-      <w:r>
-        <w:t xml:space="preserve"> </w:t>
-      </w:r>
-      <w:r>
-        <w:t xml:space="preserve">and</w:t>
-      </w:r>
-      <w:r>
-        <w:t xml:space="preserve"> </w:t>
-      </w:r>
-      <m:oMath>
-        <m:r>
-          <m:t>Y</m:t>
-        </m:r>
-      </m:oMath>
-      <w:r>
-        <w:t xml:space="preserve"> </w:t>
-      </w:r>
-      <w:r>
-        <w:t xml:space="preserve">are</w:t>
-      </w:r>
-      <w:r>
-        <w:t xml:space="preserve"> </w:t>
-      </w:r>
-      <w:r>
-        <w:rPr>
-          <w:b/>
-          <w:bCs/>
-        </w:rPr>
-        <w:t xml:space="preserve">independent</w:t>
-      </w:r>
-    </w:p>
-    <w:p>
-      <w:pPr>
-        <w:pStyle w:val="Compact"/>
-        <w:numPr>
-          <w:ilvl w:val="1"/>
-          <w:numId w:val="1002"/>
-        </w:numPr>
-      </w:pPr>
-      <w:r>
-        <w:t xml:space="preserve">Knowing</w:t>
-      </w:r>
-      <w:r>
-        <w:t xml:space="preserve"> </w:t>
-      </w:r>
-      <m:oMath>
-        <m:r>
-          <m:t>Z</m:t>
-        </m:r>
-      </m:oMath>
-      <w:r>
-        <w:t xml:space="preserve"> </w:t>
-      </w:r>
-      <w:r>
-        <w:t xml:space="preserve">blocks the path from</w:t>
-      </w:r>
-      <w:r>
-        <w:t xml:space="preserve"> </w:t>
-      </w:r>
-      <m:oMath>
-        <m:r>
-          <m:t>X</m:t>
-        </m:r>
-      </m:oMath>
-      <w:r>
-        <w:t xml:space="preserve"> </w:t>
-      </w:r>
-      <w:r>
-        <w:t xml:space="preserve">to</w:t>
-      </w:r>
-      <w:r>
-        <w:t xml:space="preserve"> </w:t>
-      </w:r>
-      <m:oMath>
-        <m:r>
-          <m:t>Y</m:t>
-        </m:r>
-      </m:oMath>
-    </w:p>
-    <w:bookmarkEnd w:id="28"/>
-    <w:bookmarkStart w:id="29" w:name="fork-x-leftarrow-z-rightarrow-y"/>
-    <w:p>
-      <w:pPr>
-        <w:pStyle w:val="Heading4"/>
-      </w:pPr>
-      <w:r>
-        <w:t xml:space="preserve">2. Fork:</w:t>
-      </w:r>
-      <w:r>
-        <w:t xml:space="preserve"> </w:t>
-      </w:r>
-      <m:oMath>
-        <m:r>
-          <m:t>X</m:t>
-        </m:r>
-        <m:r>
-          <m:rPr>
-            <m:sty m:val="p"/>
-          </m:rPr>
-          <m:t>←</m:t>
-        </m:r>
-        <m:r>
-          <m:t>Z</m:t>
-        </m:r>
-        <m:r>
-          <m:rPr>
-            <m:sty m:val="p"/>
-          </m:rPr>
-          <m:t>→</m:t>
-        </m:r>
-        <m:r>
-          <m:t>Y</m:t>
-        </m:r>
-      </m:oMath>
-    </w:p>
-    <w:p>
-      <w:pPr>
-        <w:pStyle w:val="Compact"/>
-        <w:numPr>
-          <w:ilvl w:val="0"/>
-          <w:numId w:val="1003"/>
-        </w:numPr>
-      </w:pPr>
-      <w:r>
-        <w:rPr>
-          <w:b/>
-          <w:bCs/>
-        </w:rPr>
-        <w:t xml:space="preserve">Marginal</w:t>
-      </w:r>
-      <w:r>
-        <w:t xml:space="preserve">:</w:t>
-      </w:r>
-      <w:r>
-        <w:t xml:space="preserve"> </w:t>
-      </w:r>
-      <m:oMath>
-        <m:r>
-          <m:t>X</m:t>
-        </m:r>
-      </m:oMath>
-      <w:r>
-        <w:t xml:space="preserve"> </w:t>
-      </w:r>
-      <w:r>
-        <w:t xml:space="preserve">and</w:t>
-      </w:r>
-      <w:r>
-        <w:t xml:space="preserve"> </w:t>
-      </w:r>
-      <m:oMath>
-        <m:r>
-          <m:t>Y</m:t>
-        </m:r>
-      </m:oMath>
-      <w:r>
-        <w:t xml:space="preserve"> </w:t>
-      </w:r>
-      <w:r>
-        <w:t xml:space="preserve">are</w:t>
-      </w:r>
-      <w:r>
-        <w:t xml:space="preserve"> </w:t>
-      </w:r>
-      <w:r>
-        <w:rPr>
-          <w:b/>
-          <w:bCs/>
-        </w:rPr>
-        <w:t xml:space="preserve">dependent</w:t>
-      </w:r>
-      <w:r>
-        <w:t xml:space="preserve"> </w:t>
-      </w:r>
-      <w:r>
-        <w:t xml:space="preserve">(common cause</w:t>
-      </w:r>
-      <w:r>
-        <w:t xml:space="preserve"> </w:t>
-      </w:r>
-      <m:oMath>
-        <m:r>
-          <m:t>Z</m:t>
-        </m:r>
-      </m:oMath>
-      <w:r>
-        <w:t xml:space="preserve">)</w:t>
-      </w:r>
-    </w:p>
-    <w:p>
-      <w:pPr>
-        <w:pStyle w:val="Compact"/>
-        <w:numPr>
-          <w:ilvl w:val="0"/>
-          <w:numId w:val="1003"/>
-        </w:numPr>
-      </w:pPr>
-      <w:r>
-        <w:rPr>
-          <w:b/>
-          <w:bCs/>
-        </w:rPr>
-        <w:t xml:space="preserve">Conditional on</w:t>
-      </w:r>
-      <w:r>
-        <w:rPr>
-          <w:b/>
-          <w:bCs/>
-        </w:rPr>
-        <w:t xml:space="preserve"> </w:t>
-      </w:r>
-      <m:oMath>
-        <m:r>
-          <m:t>Z</m:t>
-        </m:r>
-      </m:oMath>
-      <w:r>
-        <w:t xml:space="preserve">:</w:t>
-      </w:r>
-      <w:r>
-        <w:t xml:space="preserve"> </w:t>
-      </w:r>
-      <m:oMath>
-        <m:r>
-          <m:t>X</m:t>
-        </m:r>
-      </m:oMath>
-      <w:r>
-        <w:t xml:space="preserve"> </w:t>
-      </w:r>
-      <w:r>
-        <w:t xml:space="preserve">and</w:t>
-      </w:r>
-      <w:r>
-        <w:t xml:space="preserve"> </w:t>
-      </w:r>
-      <m:oMath>
-        <m:r>
-          <m:t>Y</m:t>
-        </m:r>
-      </m:oMath>
-      <w:r>
-        <w:t xml:space="preserve"> </w:t>
-      </w:r>
-      <w:r>
-        <w:t xml:space="preserve">are</w:t>
-      </w:r>
-      <w:r>
-        <w:t xml:space="preserve"> </w:t>
-      </w:r>
-      <w:r>
-        <w:rPr>
-          <w:b/>
-          <w:bCs/>
-        </w:rPr>
-        <w:t xml:space="preserve">independent</w:t>
-      </w:r>
-    </w:p>
-    <w:p>
-      <w:pPr>
-        <w:pStyle w:val="Compact"/>
-        <w:numPr>
-          <w:ilvl w:val="1"/>
-          <w:numId w:val="1004"/>
-        </w:numPr>
-      </w:pPr>
-      <w:r>
-        <w:t xml:space="preserve">Controlling for the common cause blocks the association</w:t>
-      </w:r>
-    </w:p>
-    <w:bookmarkEnd w:id="29"/>
-    <w:bookmarkStart w:id="31" w:name="collider-x-rightarrow-z-leftarrow-y"/>
-    <w:p>
-      <w:pPr>
-        <w:pStyle w:val="Heading4"/>
-      </w:pPr>
-      <w:r>
-        <w:t xml:space="preserve">3. Collider:</w:t>
-      </w:r>
-      <w:r>
-        <w:t xml:space="preserve"> </w:t>
-      </w:r>
-      <m:oMath>
-        <m:r>
-          <m:t>X</m:t>
-        </m:r>
-        <m:r>
-          <m:rPr>
-            <m:sty m:val="p"/>
-          </m:rPr>
-          <m:t>→</m:t>
-        </m:r>
-        <m:r>
-          <m:t>Z</m:t>
-        </m:r>
-        <m:r>
-          <m:rPr>
-            <m:sty m:val="p"/>
-          </m:rPr>
-          <m:t>←</m:t>
-        </m:r>
-        <m:r>
-          <m:t>Y</m:t>
-        </m:r>
-      </m:oMath>
     </w:p>
     <w:p>
       <w:pPr>
@@ -2212,59 +965,13 @@
           <w:numId w:val="1005"/>
         </w:numPr>
       </w:pPr>
-      <w:r>
-        <w:rPr>
-          <w:b/>
-          <w:bCs/>
-        </w:rPr>
-        <w:t xml:space="preserve">Marginal</w:t>
-      </w:r>
-      <w:r>
-        <w:t xml:space="preserve">:</w:t>
-      </w:r>
-      <w:r>
-        <w:t xml:space="preserve"> </w:t>
-      </w:r>
-      <m:oMath>
-        <m:r>
-          <m:t>X</m:t>
-        </m:r>
-      </m:oMath>
-      <w:r>
-        <w:t xml:space="preserve"> </w:t>
-      </w:r>
-      <w:r>
-        <w:t xml:space="preserve">and</w:t>
-      </w:r>
-      <w:r>
-        <w:t xml:space="preserve"> </w:t>
-      </w:r>
-      <m:oMath>
-        <m:r>
-          <m:t>Y</m:t>
-        </m:r>
-      </m:oMath>
-      <w:r>
-        <w:t xml:space="preserve"> </w:t>
-      </w:r>
-      <w:r>
-        <w:t xml:space="preserve">are</w:t>
-      </w:r>
-      <w:r>
-        <w:t xml:space="preserve"> </w:t>
-      </w:r>
-      <w:r>
-        <w:rPr>
-          <w:b/>
-          <w:bCs/>
-        </w:rPr>
-        <w:t xml:space="preserve">independent</w:t>
-      </w:r>
-      <w:r>
-        <w:t xml:space="preserve"> </w:t>
-      </w:r>
-      <w:r>
-        <w:t xml:space="preserve">(no connecting path)</w:t>
+      <m:oMath>
+        <m:r>
+          <m:t>A</m:t>
+        </m:r>
+      </m:oMath>
+      <w:r>
+        <w:t xml:space="preserve">: Smoking</w:t>
       </w:r>
     </w:p>
     <w:p>
@@ -2275,168 +982,177 @@
           <w:numId w:val="1005"/>
         </w:numPr>
       </w:pPr>
-      <w:r>
-        <w:rPr>
-          <w:b/>
-          <w:bCs/>
-        </w:rPr>
-        <w:t xml:space="preserve">Conditional on</w:t>
-      </w:r>
-      <w:r>
-        <w:rPr>
-          <w:b/>
-          <w:bCs/>
-        </w:rPr>
-        <w:t xml:space="preserve"> </w:t>
-      </w:r>
-      <m:oMath>
-        <m:r>
-          <m:t>Z</m:t>
-        </m:r>
-      </m:oMath>
-      <w:r>
-        <w:t xml:space="preserve">:</w:t>
-      </w:r>
-      <w:r>
-        <w:t xml:space="preserve"> </w:t>
-      </w:r>
-      <m:oMath>
-        <m:r>
-          <m:t>X</m:t>
-        </m:r>
-      </m:oMath>
-      <w:r>
-        <w:t xml:space="preserve"> </w:t>
-      </w:r>
-      <w:r>
-        <w:t xml:space="preserve">and</w:t>
-      </w:r>
-      <w:r>
-        <w:t xml:space="preserve"> </w:t>
-      </w:r>
-      <m:oMath>
-        <m:r>
-          <m:t>Y</m:t>
-        </m:r>
-      </m:oMath>
-      <w:r>
-        <w:t xml:space="preserve"> </w:t>
-      </w:r>
-      <w:r>
-        <w:t xml:space="preserve">are</w:t>
-      </w:r>
-      <w:r>
-        <w:t xml:space="preserve"> </w:t>
-      </w:r>
-      <w:r>
-        <w:rPr>
-          <w:b/>
-          <w:bCs/>
-        </w:rPr>
-        <w:t xml:space="preserve">dependent</w:t>
-      </w:r>
-      <w:r>
-        <w:t xml:space="preserve">!</w:t>
+      <m:oMath>
+        <m:r>
+          <m:t>L</m:t>
+        </m:r>
+      </m:oMath>
+      <w:r>
+        <w:t xml:space="preserve">: Exercise</w:t>
+      </w:r>
+      <w:r>
+        <w:br/>
       </w:r>
     </w:p>
     <w:p>
       <w:pPr>
         <w:pStyle w:val="Compact"/>
         <w:numPr>
-          <w:ilvl w:val="1"/>
+          <w:ilvl w:val="0"/>
+          <w:numId w:val="1005"/>
+        </w:numPr>
+      </w:pPr>
+      <m:oMath>
+        <m:r>
+          <m:t>Y</m:t>
+        </m:r>
+      </m:oMath>
+      <w:r>
+        <w:t xml:space="preserve">: Heart disease</w:t>
+      </w:r>
+    </w:p>
+    <w:p>
+      <w:pPr>
+        <w:pStyle w:val="FirstParagraph"/>
+      </w:pPr>
+      <w:r>
+        <w:t xml:space="preserve">Plausible causal diagram:</w:t>
+      </w:r>
+    </w:p>
+    <w:p>
+      <w:pPr>
+        <w:pStyle w:val="SourceCode"/>
+      </w:pPr>
+      <w:r>
+        <w:rPr>
+          <w:rStyle w:val="VerbatimChar"/>
+        </w:rPr>
+        <w:t xml:space="preserve">A → Y</w:t>
+      </w:r>
+      <w:r>
+        <w:br/>
+      </w:r>
+      <w:r>
+        <w:rPr>
+          <w:rStyle w:val="VerbatimChar"/>
+        </w:rPr>
+        <w:t xml:space="preserve">L → Y</w:t>
+      </w:r>
+      <w:r>
+        <w:br/>
+      </w:r>
+      <w:r>
+        <w:rPr>
+          <w:rStyle w:val="VerbatimChar"/>
+        </w:rPr>
+        <w:t xml:space="preserve">L → A</w:t>
+      </w:r>
+    </w:p>
+    <w:p>
+      <w:pPr>
+        <w:pStyle w:val="FirstParagraph"/>
+      </w:pPr>
+      <w:r>
+        <w:t xml:space="preserve">Interpretation:</w:t>
+      </w:r>
+    </w:p>
+    <w:p>
+      <w:pPr>
+        <w:pStyle w:val="Compact"/>
+        <w:numPr>
+          <w:ilvl w:val="0"/>
           <w:numId w:val="1006"/>
         </w:numPr>
       </w:pPr>
       <w:r>
-        <w:t xml:space="preserve">Conditioning on a collider creates association (</w:t>
-      </w:r>
-      <w:r>
-        <w:rPr>
-          <w:b/>
-          <w:bCs/>
-        </w:rPr>
-        <w:t xml:space="preserve">collider bias</w:t>
-      </w:r>
-      <w:r>
-        <w:t xml:space="preserve">)</w:t>
-      </w:r>
-    </w:p>
-    <w:bookmarkStart w:id="30" w:name="exm-collider-bias"/>
+        <w:t xml:space="preserve">Smoking directly causes heart disease</w:t>
+      </w:r>
+    </w:p>
+    <w:p>
+      <w:pPr>
+        <w:pStyle w:val="Compact"/>
+        <w:numPr>
+          <w:ilvl w:val="0"/>
+          <w:numId w:val="1006"/>
+        </w:numPr>
+      </w:pPr>
+      <w:r>
+        <w:t xml:space="preserve">Exercise directly affects heart disease (protective)</w:t>
+      </w:r>
+    </w:p>
+    <w:p>
+      <w:pPr>
+        <w:pStyle w:val="Compact"/>
+        <w:numPr>
+          <w:ilvl w:val="0"/>
+          <w:numId w:val="1006"/>
+        </w:numPr>
+      </w:pPr>
+      <w:r>
+        <w:t xml:space="preserve">Exercise affects smoking behavior (perhaps exercisers are less likely to smoke)</w:t>
+      </w:r>
+    </w:p>
+    <w:bookmarkEnd w:id="22"/>
+    <w:bookmarkEnd w:id="23"/>
+    <w:bookmarkEnd w:id="24"/>
+    <w:bookmarkStart w:id="27" w:name="Xecb8008edc12bc4dee5a058c63430675826d3b5"/>
+    <w:p>
+      <w:pPr>
+        <w:pStyle w:val="Heading2"/>
+      </w:pPr>
+      <w:r>
+        <w:t xml:space="preserve">2 6.2 Causal Diagrams and Marginal Independence (pp. 61-64)</w:t>
+      </w:r>
+    </w:p>
     <w:p>
       <w:pPr>
         <w:pStyle w:val="FirstParagraph"/>
       </w:pPr>
       <w:r>
-        <w:rPr>
-          <w:b/>
-          <w:bCs/>
-        </w:rPr>
-        <w:t xml:space="preserve">Example 3 (Collider Bias Example)</w:t>
-      </w:r>
-      <w:r>
-        <w:t xml:space="preserve"> </w:t>
-      </w:r>
-      <w:r>
-        <w:t xml:space="preserve">Suppose:</w:t>
-      </w:r>
-      <w:r>
-        <w:t xml:space="preserve"> </w:t>
-      </w:r>
-      <w:r>
-        <w:t xml:space="preserve">-</w:t>
-      </w:r>
-      <w:r>
-        <w:t xml:space="preserve"> </w:t>
-      </w:r>
-      <m:oMath>
-        <m:r>
-          <m:t>A</m:t>
-        </m:r>
-      </m:oMath>
-      <w:r>
-        <w:t xml:space="preserve">: Natural athletic ability</w:t>
-      </w:r>
-      <w:r>
-        <w:t xml:space="preserve"> </w:t>
-      </w:r>
-      <w:r>
-        <w:t xml:space="preserve">-</w:t>
-      </w:r>
-      <w:r>
-        <w:t xml:space="preserve"> </w:t>
-      </w:r>
-      <m:oMath>
-        <m:r>
-          <m:t>E</m:t>
-        </m:r>
-      </m:oMath>
-      <w:r>
-        <w:t xml:space="preserve">: Training effort</w:t>
-      </w:r>
-      <w:r>
-        <w:t xml:space="preserve"> </w:t>
-      </w:r>
-      <w:r>
-        <w:t xml:space="preserve">-</w:t>
-      </w:r>
-      <w:r>
-        <w:t xml:space="preserve"> </w:t>
-      </w:r>
-      <m:oMath>
-        <m:r>
-          <m:t>Y</m:t>
-        </m:r>
-      </m:oMath>
-      <w:r>
-        <w:t xml:space="preserve">: Professional athlete (yes/no)</w:t>
-      </w:r>
-    </w:p>
+        <w:t xml:space="preserve">Causal diagrams encode information about statistical independence relationships.</w:t>
+      </w:r>
+    </w:p>
+    <w:bookmarkStart w:id="26" w:name="independence-from-dags"/>
+    <w:p>
+      <w:pPr>
+        <w:pStyle w:val="Heading3"/>
+      </w:pPr>
+      <w:r>
+        <w:t xml:space="preserve">2.1 Independence from DAGs</w:t>
+      </w:r>
+    </w:p>
+    <w:p>
+      <w:pPr>
+        <w:pStyle w:val="FirstParagraph"/>
+      </w:pPr>
+      <w:r>
+        <w:t xml:space="preserve">From a DAG, we can determine which variables are marginally independent (unconditionally).</w:t>
+      </w:r>
+    </w:p>
+    <w:bookmarkStart w:id="25" w:name="exm-marginal-independence"/>
     <w:p>
       <w:pPr>
         <w:pStyle w:val="BodyText"/>
       </w:pPr>
       <w:r>
-        <w:t xml:space="preserve">Diagram:</w:t>
+        <w:rPr>
+          <w:b/>
+          <w:bCs/>
+        </w:rPr>
+        <w:t xml:space="preserve">Example 2 (Marginal Independence)</w:t>
+      </w:r>
+      <w:r>
+        <w:t xml:space="preserve"> </w:t>
+      </w:r>
+      <w:r>
+        <w:rPr>
+          <w:b/>
+          <w:bCs/>
+        </w:rPr>
+        <w:t xml:space="preserve">Diagram 1</w:t>
+      </w:r>
+      <w:r>
+        <w:t xml:space="preserve">:</w:t>
       </w:r>
       <w:r>
         <w:t xml:space="preserve"> </w:t>
@@ -2454,6 +1170,337 @@
         <m:r>
           <m:t>Y</m:t>
         </m:r>
+      </m:oMath>
+    </w:p>
+    <w:p>
+      <w:pPr>
+        <w:pStyle w:val="Compact"/>
+        <w:numPr>
+          <w:ilvl w:val="0"/>
+          <w:numId w:val="1007"/>
+        </w:numPr>
+      </w:pPr>
+      <m:oMath>
+        <m:r>
+          <m:t>A</m:t>
+        </m:r>
+      </m:oMath>
+      <w:r>
+        <w:t xml:space="preserve"> </w:t>
+      </w:r>
+      <w:r>
+        <w:t xml:space="preserve">and</w:t>
+      </w:r>
+      <w:r>
+        <w:t xml:space="preserve"> </w:t>
+      </w:r>
+      <m:oMath>
+        <m:r>
+          <m:t>Y</m:t>
+        </m:r>
+      </m:oMath>
+      <w:r>
+        <w:t xml:space="preserve"> </w:t>
+      </w:r>
+      <w:r>
+        <w:t xml:space="preserve">are</w:t>
+      </w:r>
+      <w:r>
+        <w:t xml:space="preserve"> </w:t>
+      </w:r>
+      <w:r>
+        <w:rPr>
+          <w:b/>
+          <w:bCs/>
+        </w:rPr>
+        <w:t xml:space="preserve">dependent</w:t>
+      </w:r>
+      <w:r>
+        <w:t xml:space="preserve"> </w:t>
+      </w:r>
+      <w:r>
+        <w:t xml:space="preserve">(associated)</w:t>
+      </w:r>
+    </w:p>
+    <w:p>
+      <w:pPr>
+        <w:pStyle w:val="FirstParagraph"/>
+      </w:pPr>
+      <w:r>
+        <w:rPr>
+          <w:b/>
+          <w:bCs/>
+        </w:rPr>
+        <w:t xml:space="preserve">Diagram 2</w:t>
+      </w:r>
+      <w:r>
+        <w:t xml:space="preserve">:</w:t>
+      </w:r>
+      <w:r>
+        <w:t xml:space="preserve"> </w:t>
+      </w:r>
+      <m:oMath>
+        <m:r>
+          <m:t>A</m:t>
+        </m:r>
+        <m:r>
+          <m:t> </m:t>
+        </m:r>
+        <m:r>
+          <m:t>Y</m:t>
+        </m:r>
+      </m:oMath>
+      <w:r>
+        <w:t xml:space="preserve"> </w:t>
+      </w:r>
+      <w:r>
+        <w:t xml:space="preserve">(no arrow)</w:t>
+      </w:r>
+    </w:p>
+    <w:p>
+      <w:pPr>
+        <w:pStyle w:val="Compact"/>
+        <w:numPr>
+          <w:ilvl w:val="0"/>
+          <w:numId w:val="1008"/>
+        </w:numPr>
+      </w:pPr>
+      <m:oMath>
+        <m:r>
+          <m:t>A</m:t>
+        </m:r>
+      </m:oMath>
+      <w:r>
+        <w:t xml:space="preserve"> </w:t>
+      </w:r>
+      <w:r>
+        <w:t xml:space="preserve">and</w:t>
+      </w:r>
+      <w:r>
+        <w:t xml:space="preserve"> </w:t>
+      </w:r>
+      <m:oMath>
+        <m:r>
+          <m:t>Y</m:t>
+        </m:r>
+      </m:oMath>
+      <w:r>
+        <w:t xml:space="preserve"> </w:t>
+      </w:r>
+      <w:r>
+        <w:t xml:space="preserve">are</w:t>
+      </w:r>
+      <w:r>
+        <w:t xml:space="preserve"> </w:t>
+      </w:r>
+      <w:r>
+        <w:rPr>
+          <w:b/>
+          <w:bCs/>
+        </w:rPr>
+        <w:t xml:space="preserve">independent</w:t>
+      </w:r>
+    </w:p>
+    <w:p>
+      <w:pPr>
+        <w:pStyle w:val="FirstParagraph"/>
+      </w:pPr>
+      <w:r>
+        <w:rPr>
+          <w:b/>
+          <w:bCs/>
+        </w:rPr>
+        <w:t xml:space="preserve">Diagram 3</w:t>
+      </w:r>
+      <w:r>
+        <w:t xml:space="preserve">:</w:t>
+      </w:r>
+      <w:r>
+        <w:t xml:space="preserve"> </w:t>
+      </w:r>
+      <m:oMath>
+        <m:r>
+          <m:t>L</m:t>
+        </m:r>
+        <m:r>
+          <m:rPr>
+            <m:sty m:val="p"/>
+          </m:rPr>
+          <m:t>→</m:t>
+        </m:r>
+        <m:r>
+          <m:t>A</m:t>
+        </m:r>
+        <m:r>
+          <m:rPr>
+            <m:sty m:val="p"/>
+          </m:rPr>
+          <m:t>→</m:t>
+        </m:r>
+        <m:r>
+          <m:t>Y</m:t>
+        </m:r>
+      </m:oMath>
+      <w:r>
+        <w:t xml:space="preserve"> </w:t>
+      </w:r>
+      <w:r>
+        <w:t xml:space="preserve">(chain)</w:t>
+      </w:r>
+    </w:p>
+    <w:p>
+      <w:pPr>
+        <w:pStyle w:val="Compact"/>
+        <w:numPr>
+          <w:ilvl w:val="0"/>
+          <w:numId w:val="1009"/>
+        </w:numPr>
+      </w:pPr>
+      <m:oMath>
+        <m:r>
+          <m:t>A</m:t>
+        </m:r>
+      </m:oMath>
+      <w:r>
+        <w:t xml:space="preserve"> </w:t>
+      </w:r>
+      <w:r>
+        <w:t xml:space="preserve">and</w:t>
+      </w:r>
+      <w:r>
+        <w:t xml:space="preserve"> </w:t>
+      </w:r>
+      <m:oMath>
+        <m:r>
+          <m:t>Y</m:t>
+        </m:r>
+      </m:oMath>
+      <w:r>
+        <w:t xml:space="preserve"> </w:t>
+      </w:r>
+      <w:r>
+        <w:t xml:space="preserve">are</w:t>
+      </w:r>
+      <w:r>
+        <w:t xml:space="preserve"> </w:t>
+      </w:r>
+      <w:r>
+        <w:rPr>
+          <w:b/>
+          <w:bCs/>
+        </w:rPr>
+        <w:t xml:space="preserve">dependent</w:t>
+      </w:r>
+    </w:p>
+    <w:p>
+      <w:pPr>
+        <w:pStyle w:val="Compact"/>
+        <w:numPr>
+          <w:ilvl w:val="0"/>
+          <w:numId w:val="1009"/>
+        </w:numPr>
+      </w:pPr>
+      <m:oMath>
+        <m:r>
+          <m:t>L</m:t>
+        </m:r>
+      </m:oMath>
+      <w:r>
+        <w:t xml:space="preserve"> </w:t>
+      </w:r>
+      <w:r>
+        <w:t xml:space="preserve">and</w:t>
+      </w:r>
+      <w:r>
+        <w:t xml:space="preserve"> </w:t>
+      </w:r>
+      <m:oMath>
+        <m:r>
+          <m:t>Y</m:t>
+        </m:r>
+      </m:oMath>
+      <w:r>
+        <w:t xml:space="preserve"> </w:t>
+      </w:r>
+      <w:r>
+        <w:t xml:space="preserve">are</w:t>
+      </w:r>
+      <w:r>
+        <w:t xml:space="preserve"> </w:t>
+      </w:r>
+      <w:r>
+        <w:rPr>
+          <w:b/>
+          <w:bCs/>
+        </w:rPr>
+        <w:t xml:space="preserve">dependent</w:t>
+      </w:r>
+      <w:r>
+        <w:t xml:space="preserve"> </w:t>
+      </w:r>
+      <w:r>
+        <w:t xml:space="preserve">(through the path</w:t>
+      </w:r>
+      <w:r>
+        <w:t xml:space="preserve"> </w:t>
+      </w:r>
+      <m:oMath>
+        <m:r>
+          <m:t>L</m:t>
+        </m:r>
+        <m:r>
+          <m:rPr>
+            <m:sty m:val="p"/>
+          </m:rPr>
+          <m:t>→</m:t>
+        </m:r>
+        <m:r>
+          <m:t>A</m:t>
+        </m:r>
+        <m:r>
+          <m:rPr>
+            <m:sty m:val="p"/>
+          </m:rPr>
+          <m:t>→</m:t>
+        </m:r>
+        <m:r>
+          <m:t>Y</m:t>
+        </m:r>
+      </m:oMath>
+      <w:r>
+        <w:t xml:space="preserve">)</w:t>
+      </w:r>
+    </w:p>
+    <w:p>
+      <w:pPr>
+        <w:pStyle w:val="FirstParagraph"/>
+      </w:pPr>
+      <w:r>
+        <w:rPr>
+          <w:b/>
+          <w:bCs/>
+        </w:rPr>
+        <w:t xml:space="preserve">Diagram 4</w:t>
+      </w:r>
+      <w:r>
+        <w:t xml:space="preserve">:</w:t>
+      </w:r>
+      <w:r>
+        <w:t xml:space="preserve"> </w:t>
+      </w:r>
+      <m:oMath>
+        <m:r>
+          <m:t>A</m:t>
+        </m:r>
+        <m:r>
+          <m:rPr>
+            <m:sty m:val="p"/>
+          </m:rPr>
+          <m:t>→</m:t>
+        </m:r>
+        <m:r>
+          <m:t>Y</m:t>
+        </m:r>
         <m:r>
           <m:rPr>
             <m:sty m:val="p"/>
@@ -2461,6 +1508,998 @@
           <m:t>←</m:t>
         </m:r>
         <m:r>
+          <m:t>L</m:t>
+        </m:r>
+      </m:oMath>
+      <w:r>
+        <w:t xml:space="preserve"> </w:t>
+      </w:r>
+      <w:r>
+        <w:t xml:space="preserve">(fork)</w:t>
+      </w:r>
+    </w:p>
+    <w:p>
+      <w:pPr>
+        <w:pStyle w:val="Compact"/>
+        <w:numPr>
+          <w:ilvl w:val="0"/>
+          <w:numId w:val="1010"/>
+        </w:numPr>
+      </w:pPr>
+      <m:oMath>
+        <m:r>
+          <m:t>A</m:t>
+        </m:r>
+      </m:oMath>
+      <w:r>
+        <w:t xml:space="preserve"> </w:t>
+      </w:r>
+      <w:r>
+        <w:t xml:space="preserve">and</w:t>
+      </w:r>
+      <w:r>
+        <w:t xml:space="preserve"> </w:t>
+      </w:r>
+      <m:oMath>
+        <m:r>
+          <m:t>L</m:t>
+        </m:r>
+      </m:oMath>
+      <w:r>
+        <w:t xml:space="preserve"> </w:t>
+      </w:r>
+      <w:r>
+        <w:t xml:space="preserve">are</w:t>
+      </w:r>
+      <w:r>
+        <w:t xml:space="preserve"> </w:t>
+      </w:r>
+      <w:r>
+        <w:rPr>
+          <w:b/>
+          <w:bCs/>
+        </w:rPr>
+        <w:t xml:space="preserve">independent</w:t>
+      </w:r>
+      <w:r>
+        <w:t xml:space="preserve"> </w:t>
+      </w:r>
+      <w:r>
+        <w:t xml:space="preserve">(no common cause, no direct connection)</w:t>
+      </w:r>
+    </w:p>
+    <w:p>
+      <w:pPr>
+        <w:pStyle w:val="Compact"/>
+        <w:numPr>
+          <w:ilvl w:val="0"/>
+          <w:numId w:val="1010"/>
+        </w:numPr>
+      </w:pPr>
+      <w:r>
+        <w:t xml:space="preserve">Both</w:t>
+      </w:r>
+      <w:r>
+        <w:t xml:space="preserve"> </w:t>
+      </w:r>
+      <m:oMath>
+        <m:r>
+          <m:t>A</m:t>
+        </m:r>
+      </m:oMath>
+      <w:r>
+        <w:t xml:space="preserve"> </w:t>
+      </w:r>
+      <w:r>
+        <w:t xml:space="preserve">and</w:t>
+      </w:r>
+      <w:r>
+        <w:t xml:space="preserve"> </w:t>
+      </w:r>
+      <m:oMath>
+        <m:r>
+          <m:t>L</m:t>
+        </m:r>
+      </m:oMath>
+      <w:r>
+        <w:t xml:space="preserve"> </w:t>
+      </w:r>
+      <w:r>
+        <w:t xml:space="preserve">are</w:t>
+      </w:r>
+      <w:r>
+        <w:t xml:space="preserve"> </w:t>
+      </w:r>
+      <w:r>
+        <w:rPr>
+          <w:b/>
+          <w:bCs/>
+        </w:rPr>
+        <w:t xml:space="preserve">dependent</w:t>
+      </w:r>
+      <w:r>
+        <w:t xml:space="preserve"> </w:t>
+      </w:r>
+      <w:r>
+        <w:t xml:space="preserve">with</w:t>
+      </w:r>
+      <w:r>
+        <w:t xml:space="preserve"> </w:t>
+      </w:r>
+      <m:oMath>
+        <m:r>
+          <m:t>Y</m:t>
+        </m:r>
+      </m:oMath>
+    </w:p>
+    <w:bookmarkEnd w:id="25"/>
+    <w:p>
+      <w:pPr>
+        <w:pStyle w:val="FirstParagraph"/>
+      </w:pPr>
+      <w:r>
+        <w:rPr>
+          <w:b/>
+          <w:bCs/>
+        </w:rPr>
+        <w:t xml:space="preserve">Key principle</w:t>
+      </w:r>
+      <w:r>
+        <w:t xml:space="preserve">: In a DAG, two variables are marginally associated if and only if there exists a path (sequence of arrows, ignoring direction) connecting them, UNLESS the path is blocked.</w:t>
+      </w:r>
+    </w:p>
+    <w:p>
+      <w:pPr>
+        <w:pStyle w:val="BodyText"/>
+      </w:pPr>
+      <w:r>
+        <w:rPr>
+          <w:b/>
+          <w:bCs/>
+        </w:rPr>
+        <w:t xml:space="preserve">Blocking</w:t>
+      </w:r>
+      <w:r>
+        <w:t xml:space="preserve">: A path is blocked if it contains a</w:t>
+      </w:r>
+      <w:r>
+        <w:t xml:space="preserve"> </w:t>
+      </w:r>
+      <w:r>
+        <w:rPr>
+          <w:b/>
+          <w:bCs/>
+        </w:rPr>
+        <w:t xml:space="preserve">collider</w:t>
+      </w:r>
+      <w:r>
+        <w:t xml:space="preserve">—a variable where two arrowheads meet (e.g.,</w:t>
+      </w:r>
+      <w:r>
+        <w:t xml:space="preserve"> </w:t>
+      </w:r>
+      <m:oMath>
+        <m:r>
+          <m:t>A</m:t>
+        </m:r>
+        <m:r>
+          <m:rPr>
+            <m:sty m:val="p"/>
+          </m:rPr>
+          <m:t>→</m:t>
+        </m:r>
+        <m:r>
+          <m:t>C</m:t>
+        </m:r>
+        <m:r>
+          <m:rPr>
+            <m:sty m:val="p"/>
+          </m:rPr>
+          <m:t>←</m:t>
+        </m:r>
+        <m:r>
+          <m:t>B</m:t>
+        </m:r>
+      </m:oMath>
+      <w:r>
+        <w:t xml:space="preserve">). Paths through colliders are naturally blocked.</w:t>
+      </w:r>
+    </w:p>
+    <w:p>
+      <w:pPr>
+        <w:pStyle w:val="BodyText"/>
+      </w:pPr>
+      <w:r>
+        <w:rPr>
+          <w:b/>
+          <w:bCs/>
+        </w:rPr>
+        <w:t xml:space="preserve">Later sections</w:t>
+      </w:r>
+      <w:r>
+        <w:t xml:space="preserve"> </w:t>
+      </w:r>
+      <w:r>
+        <w:t xml:space="preserve">will formalize this with</w:t>
+      </w:r>
+      <w:r>
+        <w:t xml:space="preserve"> </w:t>
+      </w:r>
+      <w:r>
+        <w:rPr>
+          <w:b/>
+          <w:bCs/>
+        </w:rPr>
+        <w:t xml:space="preserve">d-separation</w:t>
+      </w:r>
+      <w:r>
+        <w:t xml:space="preserve">.</w:t>
+      </w:r>
+    </w:p>
+    <w:bookmarkEnd w:id="26"/>
+    <w:bookmarkEnd w:id="27"/>
+    <w:bookmarkStart w:id="33" w:name="X9fb775ddf1674e8b1bb184064172997ac27f5f4"/>
+    <w:p>
+      <w:pPr>
+        <w:pStyle w:val="Heading2"/>
+      </w:pPr>
+      <w:r>
+        <w:t xml:space="preserve">3 6.3 Causal Diagrams and Conditional Independence (pp. 64-68)</w:t>
+      </w:r>
+    </w:p>
+    <w:p>
+      <w:pPr>
+        <w:pStyle w:val="FirstParagraph"/>
+      </w:pPr>
+      <w:r>
+        <w:t xml:space="preserve">Conditioning on (stratifying by) a variable can change independence relationships.</w:t>
+      </w:r>
+    </w:p>
+    <w:bookmarkStart w:id="32" w:name="three-basic-structures"/>
+    <w:p>
+      <w:pPr>
+        <w:pStyle w:val="Heading3"/>
+      </w:pPr>
+      <w:r>
+        <w:t xml:space="preserve">3.1 Three Basic Structures</w:t>
+      </w:r>
+    </w:p>
+    <w:p>
+      <w:pPr>
+        <w:pStyle w:val="FirstParagraph"/>
+      </w:pPr>
+      <w:r>
+        <w:t xml:space="preserve">There are three fundamental structures in causal diagrams:</w:t>
+      </w:r>
+    </w:p>
+    <w:bookmarkStart w:id="28" w:name="chain-x-rightarrow-z-rightarrow-y"/>
+    <w:p>
+      <w:pPr>
+        <w:pStyle w:val="Heading4"/>
+      </w:pPr>
+      <w:r>
+        <w:t xml:space="preserve">1. Chain:</w:t>
+      </w:r>
+      <w:r>
+        <w:t xml:space="preserve"> </w:t>
+      </w:r>
+      <m:oMath>
+        <m:r>
+          <m:t>X</m:t>
+        </m:r>
+        <m:r>
+          <m:rPr>
+            <m:sty m:val="p"/>
+          </m:rPr>
+          <m:t>→</m:t>
+        </m:r>
+        <m:r>
+          <m:t>Z</m:t>
+        </m:r>
+        <m:r>
+          <m:rPr>
+            <m:sty m:val="p"/>
+          </m:rPr>
+          <m:t>→</m:t>
+        </m:r>
+        <m:r>
+          <m:t>Y</m:t>
+        </m:r>
+      </m:oMath>
+    </w:p>
+    <w:p>
+      <w:pPr>
+        <w:pStyle w:val="Compact"/>
+        <w:numPr>
+          <w:ilvl w:val="0"/>
+          <w:numId w:val="1011"/>
+        </w:numPr>
+      </w:pPr>
+      <w:r>
+        <w:rPr>
+          <w:b/>
+          <w:bCs/>
+        </w:rPr>
+        <w:t xml:space="preserve">Marginal</w:t>
+      </w:r>
+      <w:r>
+        <w:t xml:space="preserve">:</w:t>
+      </w:r>
+      <w:r>
+        <w:t xml:space="preserve"> </w:t>
+      </w:r>
+      <m:oMath>
+        <m:r>
+          <m:t>X</m:t>
+        </m:r>
+      </m:oMath>
+      <w:r>
+        <w:t xml:space="preserve"> </w:t>
+      </w:r>
+      <w:r>
+        <w:t xml:space="preserve">and</w:t>
+      </w:r>
+      <w:r>
+        <w:t xml:space="preserve"> </w:t>
+      </w:r>
+      <m:oMath>
+        <m:r>
+          <m:t>Y</m:t>
+        </m:r>
+      </m:oMath>
+      <w:r>
+        <w:t xml:space="preserve"> </w:t>
+      </w:r>
+      <w:r>
+        <w:t xml:space="preserve">are</w:t>
+      </w:r>
+      <w:r>
+        <w:t xml:space="preserve"> </w:t>
+      </w:r>
+      <w:r>
+        <w:rPr>
+          <w:b/>
+          <w:bCs/>
+        </w:rPr>
+        <w:t xml:space="preserve">dependent</w:t>
+      </w:r>
+      <w:r>
+        <w:t xml:space="preserve"> </w:t>
+      </w:r>
+      <w:r>
+        <w:t xml:space="preserve">(path</w:t>
+      </w:r>
+      <w:r>
+        <w:t xml:space="preserve"> </w:t>
+      </w:r>
+      <m:oMath>
+        <m:r>
+          <m:t>X</m:t>
+        </m:r>
+        <m:r>
+          <m:rPr>
+            <m:sty m:val="p"/>
+          </m:rPr>
+          <m:t>→</m:t>
+        </m:r>
+        <m:r>
+          <m:t>Z</m:t>
+        </m:r>
+        <m:r>
+          <m:rPr>
+            <m:sty m:val="p"/>
+          </m:rPr>
+          <m:t>→</m:t>
+        </m:r>
+        <m:r>
+          <m:t>Y</m:t>
+        </m:r>
+      </m:oMath>
+      <w:r>
+        <w:t xml:space="preserve">)</w:t>
+      </w:r>
+    </w:p>
+    <w:p>
+      <w:pPr>
+        <w:pStyle w:val="Compact"/>
+        <w:numPr>
+          <w:ilvl w:val="0"/>
+          <w:numId w:val="1011"/>
+        </w:numPr>
+      </w:pPr>
+      <w:r>
+        <w:rPr>
+          <w:b/>
+          <w:bCs/>
+        </w:rPr>
+        <w:t xml:space="preserve">Conditional on</w:t>
+      </w:r>
+      <w:r>
+        <w:rPr>
+          <w:b/>
+          <w:bCs/>
+        </w:rPr>
+        <w:t xml:space="preserve"> </w:t>
+      </w:r>
+      <m:oMath>
+        <m:r>
+          <m:t>Z</m:t>
+        </m:r>
+      </m:oMath>
+      <w:r>
+        <w:t xml:space="preserve">:</w:t>
+      </w:r>
+      <w:r>
+        <w:t xml:space="preserve"> </w:t>
+      </w:r>
+      <m:oMath>
+        <m:r>
+          <m:t>X</m:t>
+        </m:r>
+      </m:oMath>
+      <w:r>
+        <w:t xml:space="preserve"> </w:t>
+      </w:r>
+      <w:r>
+        <w:t xml:space="preserve">and</w:t>
+      </w:r>
+      <w:r>
+        <w:t xml:space="preserve"> </w:t>
+      </w:r>
+      <m:oMath>
+        <m:r>
+          <m:t>Y</m:t>
+        </m:r>
+      </m:oMath>
+      <w:r>
+        <w:t xml:space="preserve"> </w:t>
+      </w:r>
+      <w:r>
+        <w:t xml:space="preserve">are</w:t>
+      </w:r>
+      <w:r>
+        <w:t xml:space="preserve"> </w:t>
+      </w:r>
+      <w:r>
+        <w:rPr>
+          <w:b/>
+          <w:bCs/>
+        </w:rPr>
+        <w:t xml:space="preserve">independent</w:t>
+      </w:r>
+    </w:p>
+    <w:p>
+      <w:pPr>
+        <w:pStyle w:val="Compact"/>
+        <w:numPr>
+          <w:ilvl w:val="1"/>
+          <w:numId w:val="1012"/>
+        </w:numPr>
+      </w:pPr>
+      <w:r>
+        <w:t xml:space="preserve">Knowing</w:t>
+      </w:r>
+      <w:r>
+        <w:t xml:space="preserve"> </w:t>
+      </w:r>
+      <m:oMath>
+        <m:r>
+          <m:t>Z</m:t>
+        </m:r>
+      </m:oMath>
+      <w:r>
+        <w:t xml:space="preserve"> </w:t>
+      </w:r>
+      <w:r>
+        <w:t xml:space="preserve">blocks the path from</w:t>
+      </w:r>
+      <w:r>
+        <w:t xml:space="preserve"> </w:t>
+      </w:r>
+      <m:oMath>
+        <m:r>
+          <m:t>X</m:t>
+        </m:r>
+      </m:oMath>
+      <w:r>
+        <w:t xml:space="preserve"> </w:t>
+      </w:r>
+      <w:r>
+        <w:t xml:space="preserve">to</w:t>
+      </w:r>
+      <w:r>
+        <w:t xml:space="preserve"> </w:t>
+      </w:r>
+      <m:oMath>
+        <m:r>
+          <m:t>Y</m:t>
+        </m:r>
+      </m:oMath>
+    </w:p>
+    <w:bookmarkEnd w:id="28"/>
+    <w:bookmarkStart w:id="29" w:name="fork-x-leftarrow-z-rightarrow-y"/>
+    <w:p>
+      <w:pPr>
+        <w:pStyle w:val="Heading4"/>
+      </w:pPr>
+      <w:r>
+        <w:t xml:space="preserve">2. Fork:</w:t>
+      </w:r>
+      <w:r>
+        <w:t xml:space="preserve"> </w:t>
+      </w:r>
+      <m:oMath>
+        <m:r>
+          <m:t>X</m:t>
+        </m:r>
+        <m:r>
+          <m:rPr>
+            <m:sty m:val="p"/>
+          </m:rPr>
+          <m:t>←</m:t>
+        </m:r>
+        <m:r>
+          <m:t>Z</m:t>
+        </m:r>
+        <m:r>
+          <m:rPr>
+            <m:sty m:val="p"/>
+          </m:rPr>
+          <m:t>→</m:t>
+        </m:r>
+        <m:r>
+          <m:t>Y</m:t>
+        </m:r>
+      </m:oMath>
+    </w:p>
+    <w:p>
+      <w:pPr>
+        <w:pStyle w:val="Compact"/>
+        <w:numPr>
+          <w:ilvl w:val="0"/>
+          <w:numId w:val="1013"/>
+        </w:numPr>
+      </w:pPr>
+      <w:r>
+        <w:rPr>
+          <w:b/>
+          <w:bCs/>
+        </w:rPr>
+        <w:t xml:space="preserve">Marginal</w:t>
+      </w:r>
+      <w:r>
+        <w:t xml:space="preserve">:</w:t>
+      </w:r>
+      <w:r>
+        <w:t xml:space="preserve"> </w:t>
+      </w:r>
+      <m:oMath>
+        <m:r>
+          <m:t>X</m:t>
+        </m:r>
+      </m:oMath>
+      <w:r>
+        <w:t xml:space="preserve"> </w:t>
+      </w:r>
+      <w:r>
+        <w:t xml:space="preserve">and</w:t>
+      </w:r>
+      <w:r>
+        <w:t xml:space="preserve"> </w:t>
+      </w:r>
+      <m:oMath>
+        <m:r>
+          <m:t>Y</m:t>
+        </m:r>
+      </m:oMath>
+      <w:r>
+        <w:t xml:space="preserve"> </w:t>
+      </w:r>
+      <w:r>
+        <w:t xml:space="preserve">are</w:t>
+      </w:r>
+      <w:r>
+        <w:t xml:space="preserve"> </w:t>
+      </w:r>
+      <w:r>
+        <w:rPr>
+          <w:b/>
+          <w:bCs/>
+        </w:rPr>
+        <w:t xml:space="preserve">dependent</w:t>
+      </w:r>
+      <w:r>
+        <w:t xml:space="preserve"> </w:t>
+      </w:r>
+      <w:r>
+        <w:t xml:space="preserve">(common cause</w:t>
+      </w:r>
+      <w:r>
+        <w:t xml:space="preserve"> </w:t>
+      </w:r>
+      <m:oMath>
+        <m:r>
+          <m:t>Z</m:t>
+        </m:r>
+      </m:oMath>
+      <w:r>
+        <w:t xml:space="preserve">)</w:t>
+      </w:r>
+    </w:p>
+    <w:p>
+      <w:pPr>
+        <w:pStyle w:val="Compact"/>
+        <w:numPr>
+          <w:ilvl w:val="0"/>
+          <w:numId w:val="1013"/>
+        </w:numPr>
+      </w:pPr>
+      <w:r>
+        <w:rPr>
+          <w:b/>
+          <w:bCs/>
+        </w:rPr>
+        <w:t xml:space="preserve">Conditional on</w:t>
+      </w:r>
+      <w:r>
+        <w:rPr>
+          <w:b/>
+          <w:bCs/>
+        </w:rPr>
+        <w:t xml:space="preserve"> </w:t>
+      </w:r>
+      <m:oMath>
+        <m:r>
+          <m:t>Z</m:t>
+        </m:r>
+      </m:oMath>
+      <w:r>
+        <w:t xml:space="preserve">:</w:t>
+      </w:r>
+      <w:r>
+        <w:t xml:space="preserve"> </w:t>
+      </w:r>
+      <m:oMath>
+        <m:r>
+          <m:t>X</m:t>
+        </m:r>
+      </m:oMath>
+      <w:r>
+        <w:t xml:space="preserve"> </w:t>
+      </w:r>
+      <w:r>
+        <w:t xml:space="preserve">and</w:t>
+      </w:r>
+      <w:r>
+        <w:t xml:space="preserve"> </w:t>
+      </w:r>
+      <m:oMath>
+        <m:r>
+          <m:t>Y</m:t>
+        </m:r>
+      </m:oMath>
+      <w:r>
+        <w:t xml:space="preserve"> </w:t>
+      </w:r>
+      <w:r>
+        <w:t xml:space="preserve">are</w:t>
+      </w:r>
+      <w:r>
+        <w:t xml:space="preserve"> </w:t>
+      </w:r>
+      <w:r>
+        <w:rPr>
+          <w:b/>
+          <w:bCs/>
+        </w:rPr>
+        <w:t xml:space="preserve">independent</w:t>
+      </w:r>
+    </w:p>
+    <w:p>
+      <w:pPr>
+        <w:pStyle w:val="Compact"/>
+        <w:numPr>
+          <w:ilvl w:val="1"/>
+          <w:numId w:val="1014"/>
+        </w:numPr>
+      </w:pPr>
+      <w:r>
+        <w:t xml:space="preserve">Controlling for the common cause blocks the association</w:t>
+      </w:r>
+    </w:p>
+    <w:bookmarkEnd w:id="29"/>
+    <w:bookmarkStart w:id="31" w:name="collider-x-rightarrow-z-leftarrow-y"/>
+    <w:p>
+      <w:pPr>
+        <w:pStyle w:val="Heading4"/>
+      </w:pPr>
+      <w:r>
+        <w:t xml:space="preserve">3. Collider:</w:t>
+      </w:r>
+      <w:r>
+        <w:t xml:space="preserve"> </w:t>
+      </w:r>
+      <m:oMath>
+        <m:r>
+          <m:t>X</m:t>
+        </m:r>
+        <m:r>
+          <m:rPr>
+            <m:sty m:val="p"/>
+          </m:rPr>
+          <m:t>→</m:t>
+        </m:r>
+        <m:r>
+          <m:t>Z</m:t>
+        </m:r>
+        <m:r>
+          <m:rPr>
+            <m:sty m:val="p"/>
+          </m:rPr>
+          <m:t>←</m:t>
+        </m:r>
+        <m:r>
+          <m:t>Y</m:t>
+        </m:r>
+      </m:oMath>
+    </w:p>
+    <w:p>
+      <w:pPr>
+        <w:pStyle w:val="Compact"/>
+        <w:numPr>
+          <w:ilvl w:val="0"/>
+          <w:numId w:val="1015"/>
+        </w:numPr>
+      </w:pPr>
+      <w:r>
+        <w:rPr>
+          <w:b/>
+          <w:bCs/>
+        </w:rPr>
+        <w:t xml:space="preserve">Marginal</w:t>
+      </w:r>
+      <w:r>
+        <w:t xml:space="preserve">:</w:t>
+      </w:r>
+      <w:r>
+        <w:t xml:space="preserve"> </w:t>
+      </w:r>
+      <m:oMath>
+        <m:r>
+          <m:t>X</m:t>
+        </m:r>
+      </m:oMath>
+      <w:r>
+        <w:t xml:space="preserve"> </w:t>
+      </w:r>
+      <w:r>
+        <w:t xml:space="preserve">and</w:t>
+      </w:r>
+      <w:r>
+        <w:t xml:space="preserve"> </w:t>
+      </w:r>
+      <m:oMath>
+        <m:r>
+          <m:t>Y</m:t>
+        </m:r>
+      </m:oMath>
+      <w:r>
+        <w:t xml:space="preserve"> </w:t>
+      </w:r>
+      <w:r>
+        <w:t xml:space="preserve">are</w:t>
+      </w:r>
+      <w:r>
+        <w:t xml:space="preserve"> </w:t>
+      </w:r>
+      <w:r>
+        <w:rPr>
+          <w:b/>
+          <w:bCs/>
+        </w:rPr>
+        <w:t xml:space="preserve">independent</w:t>
+      </w:r>
+      <w:r>
+        <w:t xml:space="preserve"> </w:t>
+      </w:r>
+      <w:r>
+        <w:t xml:space="preserve">(no connecting path)</w:t>
+      </w:r>
+    </w:p>
+    <w:p>
+      <w:pPr>
+        <w:pStyle w:val="Compact"/>
+        <w:numPr>
+          <w:ilvl w:val="0"/>
+          <w:numId w:val="1015"/>
+        </w:numPr>
+      </w:pPr>
+      <w:r>
+        <w:rPr>
+          <w:b/>
+          <w:bCs/>
+        </w:rPr>
+        <w:t xml:space="preserve">Conditional on</w:t>
+      </w:r>
+      <w:r>
+        <w:rPr>
+          <w:b/>
+          <w:bCs/>
+        </w:rPr>
+        <w:t xml:space="preserve"> </w:t>
+      </w:r>
+      <m:oMath>
+        <m:r>
+          <m:t>Z</m:t>
+        </m:r>
+      </m:oMath>
+      <w:r>
+        <w:t xml:space="preserve">:</w:t>
+      </w:r>
+      <w:r>
+        <w:t xml:space="preserve"> </w:t>
+      </w:r>
+      <m:oMath>
+        <m:r>
+          <m:t>X</m:t>
+        </m:r>
+      </m:oMath>
+      <w:r>
+        <w:t xml:space="preserve"> </w:t>
+      </w:r>
+      <w:r>
+        <w:t xml:space="preserve">and</w:t>
+      </w:r>
+      <w:r>
+        <w:t xml:space="preserve"> </w:t>
+      </w:r>
+      <m:oMath>
+        <m:r>
+          <m:t>Y</m:t>
+        </m:r>
+      </m:oMath>
+      <w:r>
+        <w:t xml:space="preserve"> </w:t>
+      </w:r>
+      <w:r>
+        <w:t xml:space="preserve">are</w:t>
+      </w:r>
+      <w:r>
+        <w:t xml:space="preserve"> </w:t>
+      </w:r>
+      <w:r>
+        <w:rPr>
+          <w:b/>
+          <w:bCs/>
+        </w:rPr>
+        <w:t xml:space="preserve">dependent</w:t>
+      </w:r>
+      <w:r>
+        <w:t xml:space="preserve">!</w:t>
+      </w:r>
+    </w:p>
+    <w:p>
+      <w:pPr>
+        <w:pStyle w:val="Compact"/>
+        <w:numPr>
+          <w:ilvl w:val="1"/>
+          <w:numId w:val="1016"/>
+        </w:numPr>
+      </w:pPr>
+      <w:r>
+        <w:t xml:space="preserve">Conditioning on a collider creates association (</w:t>
+      </w:r>
+      <w:r>
+        <w:rPr>
+          <w:b/>
+          <w:bCs/>
+        </w:rPr>
+        <w:t xml:space="preserve">collider bias</w:t>
+      </w:r>
+      <w:r>
+        <w:t xml:space="preserve">)</w:t>
+      </w:r>
+    </w:p>
+    <w:bookmarkStart w:id="30" w:name="exm-collider-bias"/>
+    <w:p>
+      <w:pPr>
+        <w:pStyle w:val="FirstParagraph"/>
+      </w:pPr>
+      <w:r>
+        <w:rPr>
+          <w:b/>
+          <w:bCs/>
+        </w:rPr>
+        <w:t xml:space="preserve">Example 3 (Collider Bias Example)</w:t>
+      </w:r>
+      <w:r>
+        <w:t xml:space="preserve"> </w:t>
+      </w:r>
+      <w:r>
+        <w:t xml:space="preserve">Suppose:</w:t>
+      </w:r>
+    </w:p>
+    <w:p>
+      <w:pPr>
+        <w:pStyle w:val="Compact"/>
+        <w:numPr>
+          <w:ilvl w:val="0"/>
+          <w:numId w:val="1017"/>
+        </w:numPr>
+      </w:pPr>
+      <m:oMath>
+        <m:r>
+          <m:t>A</m:t>
+        </m:r>
+      </m:oMath>
+      <w:r>
+        <w:t xml:space="preserve">: Natural athletic ability</w:t>
+      </w:r>
+    </w:p>
+    <w:p>
+      <w:pPr>
+        <w:pStyle w:val="Compact"/>
+        <w:numPr>
+          <w:ilvl w:val="0"/>
+          <w:numId w:val="1017"/>
+        </w:numPr>
+      </w:pPr>
+      <m:oMath>
+        <m:r>
+          <m:t>E</m:t>
+        </m:r>
+      </m:oMath>
+      <w:r>
+        <w:t xml:space="preserve">: Training effort</w:t>
+      </w:r>
+    </w:p>
+    <w:p>
+      <w:pPr>
+        <w:pStyle w:val="Compact"/>
+        <w:numPr>
+          <w:ilvl w:val="0"/>
+          <w:numId w:val="1017"/>
+        </w:numPr>
+      </w:pPr>
+      <m:oMath>
+        <m:r>
+          <m:t>Y</m:t>
+        </m:r>
+      </m:oMath>
+      <w:r>
+        <w:t xml:space="preserve">: Professional athlete (yes/no)</w:t>
+      </w:r>
+    </w:p>
+    <w:p>
+      <w:pPr>
+        <w:pStyle w:val="FirstParagraph"/>
+      </w:pPr>
+      <w:r>
+        <w:t xml:space="preserve">Diagram:</w:t>
+      </w:r>
+      <w:r>
+        <w:t xml:space="preserve"> </w:t>
+      </w:r>
+      <m:oMath>
+        <m:r>
+          <m:t>A</m:t>
+        </m:r>
+        <m:r>
+          <m:rPr>
+            <m:sty m:val="p"/>
+          </m:rPr>
+          <m:t>→</m:t>
+        </m:r>
+        <m:r>
+          <m:t>Y</m:t>
+        </m:r>
+        <m:r>
+          <m:rPr>
+            <m:sty m:val="p"/>
+          </m:rPr>
+          <m:t>←</m:t>
+        </m:r>
+        <m:r>
           <m:t>E</m:t>
         </m:r>
       </m:oMath>
@@ -2595,7 +2634,7 @@
       <w:pPr>
         <w:numPr>
           <w:ilvl w:val="0"/>
-          <w:numId w:val="1007"/>
+          <w:numId w:val="1018"/>
         </w:numPr>
       </w:pPr>
       <w:r>
@@ -2613,7 +2652,7 @@
       <w:pPr>
         <w:numPr>
           <w:ilvl w:val="0"/>
-          <w:numId w:val="1007"/>
+          <w:numId w:val="1018"/>
         </w:numPr>
       </w:pPr>
       <w:r>
@@ -2631,7 +2670,7 @@
       <w:pPr>
         <w:numPr>
           <w:ilvl w:val="0"/>
-          <w:numId w:val="1007"/>
+          <w:numId w:val="1018"/>
         </w:numPr>
       </w:pPr>
       <w:r>
@@ -2836,11 +2875,17 @@
       <w:r>
         <w:t xml:space="preserve">In a DAG, positivity violations can occur when:</w:t>
       </w:r>
-      <w:r>
-        <w:t xml:space="preserve"> </w:t>
-      </w:r>
-      <w:r>
-        <w:t xml:space="preserve">- Structural determinism: Certain values of</w:t>
+    </w:p>
+    <w:p>
+      <w:pPr>
+        <w:pStyle w:val="Compact"/>
+        <w:numPr>
+          <w:ilvl w:val="0"/>
+          <w:numId w:val="1019"/>
+        </w:numPr>
+      </w:pPr>
+      <w:r>
+        <w:t xml:space="preserve">Structural determinism: Certain values of</w:t>
       </w:r>
       <w:r>
         <w:t xml:space="preserve"> </w:t>
@@ -2895,11 +2940,17 @@
       <w:r>
         <w:t xml:space="preserve">)</w:t>
       </w:r>
-      <w:r>
-        <w:t xml:space="preserve"> </w:t>
-      </w:r>
-      <w:r>
-        <w:t xml:space="preserve">- Random violations: By chance, no individuals in the sample have certain</w:t>
+    </w:p>
+    <w:p>
+      <w:pPr>
+        <w:pStyle w:val="Compact"/>
+        <w:numPr>
+          <w:ilvl w:val="0"/>
+          <w:numId w:val="1019"/>
+        </w:numPr>
+      </w:pPr>
+      <w:r>
+        <w:t xml:space="preserve">Random violations: By chance, no individuals in the sample have certain</w:t>
       </w:r>
       <w:r>
         <w:t xml:space="preserve"> </w:t>
@@ -2937,7 +2988,7 @@
     </w:p>
     <w:p>
       <w:pPr>
-        <w:pStyle w:val="BodyText"/>
+        <w:pStyle w:val="FirstParagraph"/>
       </w:pPr>
       <w:r>
         <w:rPr>
@@ -3733,7 +3784,7 @@
         <w:pStyle w:val="Compact"/>
         <w:numPr>
           <w:ilvl w:val="0"/>
-          <w:numId w:val="1008"/>
+          <w:numId w:val="1020"/>
         </w:numPr>
       </w:pPr>
       <w:r>
@@ -3767,7 +3818,7 @@
         <w:pStyle w:val="Compact"/>
         <w:numPr>
           <w:ilvl w:val="0"/>
-          <w:numId w:val="1008"/>
+          <w:numId w:val="1020"/>
         </w:numPr>
       </w:pPr>
       <m:oMath>
@@ -3939,15 +3990,15 @@
       <w:r>
         <w:t xml:space="preserve">:</w:t>
       </w:r>
-      <w:r>
-        <w:t xml:space="preserve"> </w:t>
-      </w:r>
-      <w:r>
-        <w:t xml:space="preserve">-</w:t>
-      </w:r>
-      <w:r>
-        <w:t xml:space="preserve"> </w:t>
-      </w:r>
+    </w:p>
+    <w:p>
+      <w:pPr>
+        <w:pStyle w:val="Compact"/>
+        <w:numPr>
+          <w:ilvl w:val="0"/>
+          <w:numId w:val="1021"/>
+        </w:numPr>
+      </w:pPr>
       <m:oMath>
         <m:r>
           <m:t>A</m:t>
@@ -3974,7 +4025,7 @@
     </w:p>
     <w:p>
       <w:pPr>
-        <w:pStyle w:val="BodyText"/>
+        <w:pStyle w:val="FirstParagraph"/>
       </w:pPr>
       <w:r>
         <w:rPr>
@@ -4155,11 +4206,17 @@
         </w:rPr>
         <w:t xml:space="preserve">satisfy the backdoor criterion?</w:t>
       </w:r>
-      <w:r>
-        <w:t xml:space="preserve"> </w:t>
-      </w:r>
-      <w:r>
-        <w:t xml:space="preserve">- No. </w:t>
+    </w:p>
+    <w:p>
+      <w:pPr>
+        <w:pStyle w:val="Compact"/>
+        <w:numPr>
+          <w:ilvl w:val="0"/>
+          <w:numId w:val="1022"/>
+        </w:numPr>
+      </w:pPr>
+      <w:r>
+        <w:t xml:space="preserve">No. </w:t>
       </w:r>
       <m:oMath>
         <m:r>
@@ -4205,7 +4262,7 @@
     <w:bookmarkEnd w:id="40"/>
     <w:p>
       <w:pPr>
-        <w:pStyle w:val="BodyText"/>
+        <w:pStyle w:val="FirstParagraph"/>
       </w:pPr>
       <w:r>
         <w:rPr>
@@ -4476,22 +4533,34 @@
       <w:r>
         <w:t xml:space="preserve">can be represented in DAGs by including nodes for both:</w:t>
       </w:r>
-      <w:r>
-        <w:t xml:space="preserve"> </w:t>
-      </w:r>
-      <w:r>
-        <w:t xml:space="preserve">- True (unmeasured) variables</w:t>
-      </w:r>
-      <w:r>
-        <w:t xml:space="preserve"> </w:t>
-      </w:r>
-      <w:r>
-        <w:t xml:space="preserve">- Measured (error-prone) variables</w:t>
-      </w:r>
-    </w:p>
-    <w:p>
-      <w:pPr>
-        <w:pStyle w:val="BodyText"/>
+    </w:p>
+    <w:p>
+      <w:pPr>
+        <w:pStyle w:val="Compact"/>
+        <w:numPr>
+          <w:ilvl w:val="0"/>
+          <w:numId w:val="1023"/>
+        </w:numPr>
+      </w:pPr>
+      <w:r>
+        <w:t xml:space="preserve">True (unmeasured) variables</w:t>
+      </w:r>
+    </w:p>
+    <w:p>
+      <w:pPr>
+        <w:pStyle w:val="Compact"/>
+        <w:numPr>
+          <w:ilvl w:val="0"/>
+          <w:numId w:val="1023"/>
+        </w:numPr>
+      </w:pPr>
+      <w:r>
+        <w:t xml:space="preserve">Measured (error-prone) variables</w:t>
+      </w:r>
+    </w:p>
+    <w:p>
+      <w:pPr>
+        <w:pStyle w:val="FirstParagraph"/>
       </w:pPr>
       <w:r>
         <w:rPr>
@@ -4791,11 +4860,17 @@
       <w:r>
         <w:t xml:space="preserve">is compatible with:</w:t>
       </w:r>
-      <w:r>
-        <w:t xml:space="preserve"> </w:t>
-      </w:r>
-      <w:r>
-        <w:t xml:space="preserve">- No effect modification (effect of</w:t>
+    </w:p>
+    <w:p>
+      <w:pPr>
+        <w:pStyle w:val="Compact"/>
+        <w:numPr>
+          <w:ilvl w:val="0"/>
+          <w:numId w:val="1024"/>
+        </w:numPr>
+      </w:pPr>
+      <w:r>
+        <w:t xml:space="preserve">No effect modification (effect of</w:t>
       </w:r>
       <w:r>
         <w:t xml:space="preserve"> </w:t>
@@ -4822,11 +4897,17 @@
       <w:r>
         <w:t xml:space="preserve">)</w:t>
       </w:r>
-      <w:r>
-        <w:t xml:space="preserve"> </w:t>
-      </w:r>
-      <w:r>
-        <w:t xml:space="preserve">- Effect modification (effect of</w:t>
+    </w:p>
+    <w:p>
+      <w:pPr>
+        <w:pStyle w:val="Compact"/>
+        <w:numPr>
+          <w:ilvl w:val="0"/>
+          <w:numId w:val="1024"/>
+        </w:numPr>
+      </w:pPr>
+      <w:r>
+        <w:t xml:space="preserve">Effect modification (effect of</w:t>
       </w:r>
       <w:r>
         <w:t xml:space="preserve"> </w:t>
@@ -4856,7 +4937,7 @@
     </w:p>
     <w:p>
       <w:pPr>
-        <w:pStyle w:val="BodyText"/>
+        <w:pStyle w:val="FirstParagraph"/>
       </w:pPr>
       <w:r>
         <w:rPr>
@@ -4950,11 +5031,17 @@
       <w:r>
         <w:t xml:space="preserve">can be:</w:t>
       </w:r>
-      <w:r>
-        <w:t xml:space="preserve"> </w:t>
-      </w:r>
-      <w:r>
-        <w:t xml:space="preserve">- A</w:t>
+    </w:p>
+    <w:p>
+      <w:pPr>
+        <w:pStyle w:val="Compact"/>
+        <w:numPr>
+          <w:ilvl w:val="0"/>
+          <w:numId w:val="1025"/>
+        </w:numPr>
+      </w:pPr>
+      <w:r>
+        <w:t xml:space="preserve">A</w:t>
       </w:r>
       <w:r>
         <w:t xml:space="preserve"> </w:t>
@@ -5006,11 +5093,17 @@
       <w:r>
         <w:t xml:space="preserve">)</w:t>
       </w:r>
-      <w:r>
-        <w:t xml:space="preserve"> </w:t>
-      </w:r>
-      <w:r>
-        <w:t xml:space="preserve">- An</w:t>
+    </w:p>
+    <w:p>
+      <w:pPr>
+        <w:pStyle w:val="Compact"/>
+        <w:numPr>
+          <w:ilvl w:val="0"/>
+          <w:numId w:val="1025"/>
+        </w:numPr>
+      </w:pPr>
+      <w:r>
+        <w:t xml:space="preserve">An</w:t>
       </w:r>
       <w:r>
         <w:t xml:space="preserve"> </w:t>
@@ -5061,23 +5154,35 @@
           <m:t>V</m:t>
         </m:r>
       </m:oMath>
-      <w:r>
-        <w:t xml:space="preserve"> </w:t>
-      </w:r>
-      <w:r>
-        <w:t xml:space="preserve">- Both</w:t>
-      </w:r>
-      <w:r>
-        <w:t xml:space="preserve"> </w:t>
-      </w:r>
-      <w:r>
-        <w:t xml:space="preserve">- Neither</w:t>
+    </w:p>
+    <w:p>
+      <w:pPr>
+        <w:pStyle w:val="Compact"/>
+        <w:numPr>
+          <w:ilvl w:val="0"/>
+          <w:numId w:val="1025"/>
+        </w:numPr>
+      </w:pPr>
+      <w:r>
+        <w:t xml:space="preserve">Both</w:t>
+      </w:r>
+    </w:p>
+    <w:p>
+      <w:pPr>
+        <w:pStyle w:val="Compact"/>
+        <w:numPr>
+          <w:ilvl w:val="0"/>
+          <w:numId w:val="1025"/>
+        </w:numPr>
+      </w:pPr>
+      <w:r>
+        <w:t xml:space="preserve">Neither</w:t>
       </w:r>
     </w:p>
     <w:bookmarkStart w:id="46" w:name="exm-confounder-modifier-dag"/>
     <w:p>
       <w:pPr>
-        <w:pStyle w:val="BodyText"/>
+        <w:pStyle w:val="FirstParagraph"/>
       </w:pPr>
       <w:r>
         <w:rPr>
@@ -5427,7 +5532,7 @@
       <w:pPr>
         <w:numPr>
           <w:ilvl w:val="0"/>
-          <w:numId w:val="1009"/>
+          <w:numId w:val="1026"/>
         </w:numPr>
       </w:pPr>
       <w:r>
@@ -5445,7 +5550,7 @@
       <w:pPr>
         <w:numPr>
           <w:ilvl w:val="0"/>
-          <w:numId w:val="1009"/>
+          <w:numId w:val="1026"/>
         </w:numPr>
       </w:pPr>
       <w:r>
@@ -5464,7 +5569,7 @@
         <w:pStyle w:val="Compact"/>
         <w:numPr>
           <w:ilvl w:val="1"/>
-          <w:numId w:val="1010"/>
+          <w:numId w:val="1027"/>
         </w:numPr>
       </w:pPr>
       <w:r>
@@ -5526,7 +5631,7 @@
         <w:pStyle w:val="Compact"/>
         <w:numPr>
           <w:ilvl w:val="1"/>
-          <w:numId w:val="1010"/>
+          <w:numId w:val="1027"/>
         </w:numPr>
       </w:pPr>
       <w:r>
@@ -5588,7 +5693,7 @@
         <w:pStyle w:val="Compact"/>
         <w:numPr>
           <w:ilvl w:val="1"/>
-          <w:numId w:val="1010"/>
+          <w:numId w:val="1027"/>
         </w:numPr>
       </w:pPr>
       <w:r>
@@ -5649,7 +5754,7 @@
       <w:pPr>
         <w:numPr>
           <w:ilvl w:val="0"/>
-          <w:numId w:val="1009"/>
+          <w:numId w:val="1026"/>
         </w:numPr>
       </w:pPr>
       <w:r>
@@ -5667,7 +5772,7 @@
       <w:pPr>
         <w:numPr>
           <w:ilvl w:val="0"/>
-          <w:numId w:val="1009"/>
+          <w:numId w:val="1026"/>
         </w:numPr>
       </w:pPr>
       <w:r>
@@ -5721,7 +5826,7 @@
       <w:pPr>
         <w:numPr>
           <w:ilvl w:val="0"/>
-          <w:numId w:val="1009"/>
+          <w:numId w:val="1026"/>
         </w:numPr>
       </w:pPr>
       <w:r>
@@ -5754,7 +5859,7 @@
         <w:pStyle w:val="Compact"/>
         <w:numPr>
           <w:ilvl w:val="1"/>
-          <w:numId w:val="1011"/>
+          <w:numId w:val="1028"/>
         </w:numPr>
       </w:pPr>
       <w:r>
@@ -5788,7 +5893,7 @@
         <w:pStyle w:val="Compact"/>
         <w:numPr>
           <w:ilvl w:val="1"/>
-          <w:numId w:val="1011"/>
+          <w:numId w:val="1028"/>
         </w:numPr>
       </w:pPr>
       <m:oMath>
@@ -5829,7 +5934,7 @@
       <w:pPr>
         <w:numPr>
           <w:ilvl w:val="0"/>
-          <w:numId w:val="1009"/>
+          <w:numId w:val="1026"/>
         </w:numPr>
       </w:pPr>
       <w:r>
@@ -5891,7 +5996,7 @@
         <w:pStyle w:val="Compact"/>
         <w:numPr>
           <w:ilvl w:val="0"/>
-          <w:numId w:val="1012"/>
+          <w:numId w:val="1029"/>
         </w:numPr>
       </w:pPr>
       <w:r>
@@ -5913,7 +6018,7 @@
         <w:pStyle w:val="Compact"/>
         <w:numPr>
           <w:ilvl w:val="0"/>
-          <w:numId w:val="1012"/>
+          <w:numId w:val="1029"/>
         </w:numPr>
       </w:pPr>
       <w:r>
@@ -5935,7 +6040,7 @@
         <w:pStyle w:val="Compact"/>
         <w:numPr>
           <w:ilvl w:val="0"/>
-          <w:numId w:val="1012"/>
+          <w:numId w:val="1029"/>
         </w:numPr>
       </w:pPr>
       <w:r>
@@ -5957,7 +6062,7 @@
         <w:pStyle w:val="Compact"/>
         <w:numPr>
           <w:ilvl w:val="0"/>
-          <w:numId w:val="1012"/>
+          <w:numId w:val="1029"/>
         </w:numPr>
       </w:pPr>
       <w:r>
@@ -5979,7 +6084,7 @@
         <w:pStyle w:val="Compact"/>
         <w:numPr>
           <w:ilvl w:val="0"/>
-          <w:numId w:val="1012"/>
+          <w:numId w:val="1029"/>
         </w:numPr>
       </w:pPr>
       <w:r>
@@ -6010,11 +6115,17 @@
       <w:r>
         <w:t xml:space="preserve">:</w:t>
       </w:r>
-      <w:r>
-        <w:t xml:space="preserve"> </w:t>
-      </w:r>
-      <w:r>
-        <w:t xml:space="preserve">- R package</w:t>
+    </w:p>
+    <w:p>
+      <w:pPr>
+        <w:pStyle w:val="Compact"/>
+        <w:numPr>
+          <w:ilvl w:val="0"/>
+          <w:numId w:val="1030"/>
+        </w:numPr>
+      </w:pPr>
+      <w:r>
+        <w:t xml:space="preserve">R package</w:t>
       </w:r>
       <w:r>
         <w:t xml:space="preserve"> </w:t>
@@ -6028,11 +6139,17 @@
       <w:r>
         <w:t xml:space="preserve">: Draw DAGs, find adjustment sets, test implications</w:t>
       </w:r>
-      <w:r>
-        <w:t xml:space="preserve"> </w:t>
-      </w:r>
-      <w:r>
-        <w:t xml:space="preserve">- R package</w:t>
+    </w:p>
+    <w:p>
+      <w:pPr>
+        <w:pStyle w:val="Compact"/>
+        <w:numPr>
+          <w:ilvl w:val="0"/>
+          <w:numId w:val="1030"/>
+        </w:numPr>
+      </w:pPr>
+      <w:r>
+        <w:t xml:space="preserve">R package</w:t>
       </w:r>
       <w:r>
         <w:t xml:space="preserve"> </w:t>
@@ -6046,11 +6163,88 @@
       <w:r>
         <w:t xml:space="preserve">: Visualize DAGs</w:t>
       </w:r>
-      <w:r>
-        <w:t xml:space="preserve"> </w:t>
-      </w:r>
-      <w:r>
-        <w:t xml:space="preserve">- Web app: dagitty.net</w:t>
+    </w:p>
+    <w:p>
+      <w:pPr>
+        <w:pStyle w:val="Compact"/>
+        <w:numPr>
+          <w:ilvl w:val="0"/>
+          <w:numId w:val="1030"/>
+        </w:numPr>
+      </w:pPr>
+      <w:r>
+        <w:t xml:space="preserve">Web app: dagitty.net</w:t>
+      </w:r>
+    </w:p>
+    <w:p>
+      <w:pPr>
+        <w:pStyle w:val="FirstParagraph"/>
+      </w:pPr>
+      <w:r>
+        <w:rPr>
+          <w:b/>
+          <w:bCs/>
+        </w:rPr>
+        <w:t xml:space="preserve">Limitations of DAGs</w:t>
+      </w:r>
+      <w:r>
+        <w:t xml:space="preserve">:</w:t>
+      </w:r>
+    </w:p>
+    <w:p>
+      <w:pPr>
+        <w:pStyle w:val="Compact"/>
+        <w:numPr>
+          <w:ilvl w:val="0"/>
+          <w:numId w:val="1031"/>
+        </w:numPr>
+      </w:pPr>
+      <w:r>
+        <w:t xml:space="preserve">Require strong qualitative assumptions about causal structure</w:t>
+      </w:r>
+    </w:p>
+    <w:p>
+      <w:pPr>
+        <w:pStyle w:val="Compact"/>
+        <w:numPr>
+          <w:ilvl w:val="0"/>
+          <w:numId w:val="1031"/>
+        </w:numPr>
+      </w:pPr>
+      <w:r>
+        <w:t xml:space="preserve">Cannot represent unmeasured confounding (unless explicitly included as a node)</w:t>
+      </w:r>
+    </w:p>
+    <w:p>
+      <w:pPr>
+        <w:pStyle w:val="Compact"/>
+        <w:numPr>
+          <w:ilvl w:val="0"/>
+          <w:numId w:val="1031"/>
+        </w:numPr>
+      </w:pPr>
+      <w:r>
+        <w:t xml:space="preserve">Cannot represent dynamic feedback (cycles)</w:t>
+      </w:r>
+    </w:p>
+    <w:p>
+      <w:pPr>
+        <w:pStyle w:val="Compact"/>
+        <w:numPr>
+          <w:ilvl w:val="0"/>
+          <w:numId w:val="1031"/>
+        </w:numPr>
+      </w:pPr>
+      <w:r>
+        <w:t xml:space="preserve">Do not encode effect modification or quantitative magnitudes</w:t>
+      </w:r>
+    </w:p>
+    <w:p>
+      <w:pPr>
+        <w:pStyle w:val="FirstParagraph"/>
+      </w:pPr>
+      <w:r>
+        <w:t xml:space="preserve">Despite these limitations, DAGs are invaluable for making causal assumptions explicit and selecting appropriate adjustment strategies.</w:t>
       </w:r>
     </w:p>
     <w:p>
@@ -6062,67 +6256,20 @@
           <w:b/>
           <w:bCs/>
         </w:rPr>
-        <w:t xml:space="preserve">Limitations of DAGs</w:t>
+        <w:t xml:space="preserve">Looking ahead</w:t>
       </w:r>
       <w:r>
         <w:t xml:space="preserve">:</w:t>
       </w:r>
-      <w:r>
-        <w:t xml:space="preserve"> </w:t>
-      </w:r>
-      <w:r>
-        <w:t xml:space="preserve">- Require strong qualitative assumptions about causal structure</w:t>
-      </w:r>
-      <w:r>
-        <w:t xml:space="preserve"> </w:t>
-      </w:r>
-      <w:r>
-        <w:t xml:space="preserve">- Cannot represent unmeasured confounding (unless explicitly included as a node)</w:t>
-      </w:r>
-      <w:r>
-        <w:t xml:space="preserve"> </w:t>
-      </w:r>
-      <w:r>
-        <w:t xml:space="preserve">- Cannot represent dynamic feedback (cycles)</w:t>
-      </w:r>
-      <w:r>
-        <w:t xml:space="preserve"> </w:t>
-      </w:r>
-      <w:r>
-        <w:t xml:space="preserve">- Do not encode effect modification or quantitative magnitudes</w:t>
-      </w:r>
-    </w:p>
-    <w:p>
-      <w:pPr>
-        <w:pStyle w:val="BodyText"/>
-      </w:pPr>
-      <w:r>
-        <w:t xml:space="preserve">Despite these limitations, DAGs are invaluable for making causal assumptions explicit and selecting appropriate adjustment strategies.</w:t>
-      </w:r>
-    </w:p>
-    <w:p>
-      <w:pPr>
-        <w:pStyle w:val="BodyText"/>
-      </w:pPr>
-      <w:r>
-        <w:rPr>
-          <w:b/>
-          <w:bCs/>
-        </w:rPr>
-        <w:t xml:space="preserve">Looking ahead</w:t>
-      </w:r>
-      <w:r>
-        <w:t xml:space="preserve">:</w:t>
-      </w:r>
-      <w:r>
-        <w:t xml:space="preserve"> </w:t>
-      </w:r>
-      <w:r>
-        <w:t xml:space="preserve">-</w:t>
-      </w:r>
-      <w:r>
-        <w:t xml:space="preserve"> </w:t>
-      </w:r>
+    </w:p>
+    <w:p>
+      <w:pPr>
+        <w:pStyle w:val="Compact"/>
+        <w:numPr>
+          <w:ilvl w:val="0"/>
+          <w:numId w:val="1032"/>
+        </w:numPr>
+      </w:pPr>
       <w:r>
         <w:rPr>
           <w:b/>
@@ -6133,15 +6280,15 @@
       <w:r>
         <w:t xml:space="preserve">: Detailed treatment of confounding</w:t>
       </w:r>
-      <w:r>
-        <w:t xml:space="preserve"> </w:t>
-      </w:r>
-      <w:r>
-        <w:t xml:space="preserve">-</w:t>
-      </w:r>
-      <w:r>
-        <w:t xml:space="preserve"> </w:t>
-      </w:r>
+    </w:p>
+    <w:p>
+      <w:pPr>
+        <w:pStyle w:val="Compact"/>
+        <w:numPr>
+          <w:ilvl w:val="0"/>
+          <w:numId w:val="1032"/>
+        </w:numPr>
+      </w:pPr>
       <w:r>
         <w:rPr>
           <w:b/>
@@ -6152,15 +6299,15 @@
       <w:r>
         <w:t xml:space="preserve">: Selection bias</w:t>
       </w:r>
-      <w:r>
-        <w:t xml:space="preserve"> </w:t>
-      </w:r>
-      <w:r>
-        <w:t xml:space="preserve">-</w:t>
-      </w:r>
-      <w:r>
-        <w:t xml:space="preserve"> </w:t>
-      </w:r>
+    </w:p>
+    <w:p>
+      <w:pPr>
+        <w:pStyle w:val="Compact"/>
+        <w:numPr>
+          <w:ilvl w:val="0"/>
+          <w:numId w:val="1032"/>
+        </w:numPr>
+      </w:pPr>
       <w:r>
         <w:rPr>
           <w:b/>
@@ -6528,6 +6675,39 @@
     <w:abstractNumId w:val="991"/>
   </w:num>
   <w:num w:numId="1007">
+    <w:abstractNumId w:val="991"/>
+  </w:num>
+  <w:num w:numId="1008">
+    <w:abstractNumId w:val="991"/>
+  </w:num>
+  <w:num w:numId="1009">
+    <w:abstractNumId w:val="991"/>
+  </w:num>
+  <w:num w:numId="1010">
+    <w:abstractNumId w:val="991"/>
+  </w:num>
+  <w:num w:numId="1011">
+    <w:abstractNumId w:val="991"/>
+  </w:num>
+  <w:num w:numId="1012">
+    <w:abstractNumId w:val="991"/>
+  </w:num>
+  <w:num w:numId="1013">
+    <w:abstractNumId w:val="991"/>
+  </w:num>
+  <w:num w:numId="1014">
+    <w:abstractNumId w:val="991"/>
+  </w:num>
+  <w:num w:numId="1015">
+    <w:abstractNumId w:val="991"/>
+  </w:num>
+  <w:num w:numId="1016">
+    <w:abstractNumId w:val="991"/>
+  </w:num>
+  <w:num w:numId="1017">
+    <w:abstractNumId w:val="991"/>
+  </w:num>
+  <w:num w:numId="1018">
     <w:abstractNumId w:val="99411"/>
     <w:lvlOverride w:ilvl="0">
       <w:startOverride w:val="1"/>
@@ -6557,7 +6737,10 @@
       <w:startOverride w:val="1"/>
     </w:lvlOverride>
   </w:num>
-  <w:num w:numId="1008">
+  <w:num w:numId="1019">
+    <w:abstractNumId w:val="991"/>
+  </w:num>
+  <w:num w:numId="1020">
     <w:abstractNumId w:val="99411"/>
     <w:lvlOverride w:ilvl="0">
       <w:startOverride w:val="1"/>
@@ -6587,7 +6770,22 @@
       <w:startOverride w:val="1"/>
     </w:lvlOverride>
   </w:num>
-  <w:num w:numId="1009">
+  <w:num w:numId="1021">
+    <w:abstractNumId w:val="991"/>
+  </w:num>
+  <w:num w:numId="1022">
+    <w:abstractNumId w:val="991"/>
+  </w:num>
+  <w:num w:numId="1023">
+    <w:abstractNumId w:val="991"/>
+  </w:num>
+  <w:num w:numId="1024">
+    <w:abstractNumId w:val="991"/>
+  </w:num>
+  <w:num w:numId="1025">
+    <w:abstractNumId w:val="991"/>
+  </w:num>
+  <w:num w:numId="1026">
     <w:abstractNumId w:val="99411"/>
     <w:lvlOverride w:ilvl="0">
       <w:startOverride w:val="1"/>
@@ -6617,13 +6815,13 @@
       <w:startOverride w:val="1"/>
     </w:lvlOverride>
   </w:num>
-  <w:num w:numId="1010">
+  <w:num w:numId="1027">
     <w:abstractNumId w:val="991"/>
   </w:num>
-  <w:num w:numId="1011">
+  <w:num w:numId="1028">
     <w:abstractNumId w:val="991"/>
   </w:num>
-  <w:num w:numId="1012">
+  <w:num w:numId="1029">
     <w:abstractNumId w:val="99411"/>
     <w:lvlOverride w:ilvl="0">
       <w:startOverride w:val="1"/>
@@ -6652,6 +6850,15 @@
     <w:lvlOverride w:ilvl="8">
       <w:startOverride w:val="1"/>
     </w:lvlOverride>
+  </w:num>
+  <w:num w:numId="1030">
+    <w:abstractNumId w:val="991"/>
+  </w:num>
+  <w:num w:numId="1031">
+    <w:abstractNumId w:val="991"/>
+  </w:num>
+  <w:num w:numId="1032">
+    <w:abstractNumId w:val="991"/>
   </w:num>
 </w:numbering>
 </file>
